--- a/Project Report.docx
+++ b/Project Report.docx
@@ -78,7 +78,7 @@
           <w:color w:val="1F1F1F"/>
         </w:rPr>
         <w:pict>
-          <v:rect id="_x0000_i1027" style="width:0;height:1.5pt" o:hralign="center" o:hrstd="t" o:hrnoshade="t" o:hr="t" fillcolor="gray" stroked="f"/>
+          <v:rect id="_x0000_i1048" style="width:0;height:1.5pt" o:hralign="center" o:hrstd="t" o:hrnoshade="t" o:hr="t" fillcolor="gray" stroked="f"/>
         </w:pict>
       </w:r>
     </w:p>
@@ -103,7 +103,7 @@
         <w:pStyle w:val="NormalWeb"/>
         <w:numPr>
           <w:ilvl w:val="0"/>
-          <w:numId w:val="6"/>
+          <w:numId w:val="11"/>
         </w:numPr>
         <w:spacing w:after="0" w:afterAutospacing="0"/>
         <w:ind w:left="0"/>
@@ -113,7 +113,7 @@
       </w:pPr>
       <w:r>
         <w:rPr>
-          <w:rStyle w:val="citation-552"/>
+          <w:rStyle w:val="citation-661"/>
           <w:b/>
           <w:bCs/>
           <w:color w:val="1F1F1F"/>
@@ -123,7 +123,7 @@
       </w:r>
       <w:r>
         <w:rPr>
-          <w:rStyle w:val="citation-552"/>
+          <w:rStyle w:val="citation-661"/>
           <w:color w:val="1F1F1F"/>
           <w:bdr w:val="none" w:sz="0" w:space="0" w:color="auto" w:frame="1"/>
         </w:rPr>
@@ -131,7 +131,7 @@
       </w:r>
       <w:r>
         <w:rPr>
-          <w:rStyle w:val="citation-552"/>
+          <w:rStyle w:val="citation-661"/>
           <w:b/>
           <w:bCs/>
           <w:color w:val="1F1F1F"/>
@@ -141,7 +141,7 @@
       </w:r>
       <w:r>
         <w:rPr>
-          <w:rStyle w:val="citation-552"/>
+          <w:rStyle w:val="citation-661"/>
           <w:color w:val="1F1F1F"/>
           <w:bdr w:val="none" w:sz="0" w:space="0" w:color="auto" w:frame="1"/>
         </w:rPr>
@@ -156,7 +156,7 @@
       </w:r>
       <w:r>
         <w:rPr>
-          <w:rStyle w:val="citation-551"/>
+          <w:rStyle w:val="citation-660"/>
           <w:color w:val="1F1F1F"/>
           <w:bdr w:val="none" w:sz="0" w:space="0" w:color="auto" w:frame="1"/>
         </w:rPr>
@@ -181,7 +181,7 @@
         <w:pStyle w:val="NormalWeb"/>
         <w:numPr>
           <w:ilvl w:val="0"/>
-          <w:numId w:val="6"/>
+          <w:numId w:val="11"/>
         </w:numPr>
         <w:spacing w:after="0" w:afterAutospacing="0"/>
         <w:ind w:left="0"/>
@@ -191,7 +191,7 @@
       </w:pPr>
       <w:r>
         <w:rPr>
-          <w:rStyle w:val="citation-550"/>
+          <w:rStyle w:val="citation-659"/>
           <w:b/>
           <w:bCs/>
           <w:color w:val="1F1F1F"/>
@@ -201,7 +201,7 @@
       </w:r>
       <w:r>
         <w:rPr>
-          <w:rStyle w:val="citation-550"/>
+          <w:rStyle w:val="citation-659"/>
           <w:color w:val="1F1F1F"/>
           <w:bdr w:val="none" w:sz="0" w:space="0" w:color="auto" w:frame="1"/>
         </w:rPr>
@@ -210,7 +210,7 @@
       <w:proofErr w:type="spellStart"/>
       <w:r>
         <w:rPr>
-          <w:rStyle w:val="citation-550"/>
+          <w:rStyle w:val="citation-659"/>
           <w:b/>
           <w:bCs/>
           <w:color w:val="1F1F1F"/>
@@ -221,7 +221,7 @@
       <w:proofErr w:type="spellEnd"/>
       <w:r>
         <w:rPr>
-          <w:rStyle w:val="citation-550"/>
+          <w:rStyle w:val="citation-659"/>
           <w:color w:val="1F1F1F"/>
           <w:bdr w:val="none" w:sz="0" w:space="0" w:color="auto" w:frame="1"/>
         </w:rPr>
@@ -246,7 +246,7 @@
         <w:pStyle w:val="NormalWeb"/>
         <w:numPr>
           <w:ilvl w:val="0"/>
-          <w:numId w:val="6"/>
+          <w:numId w:val="11"/>
         </w:numPr>
         <w:spacing w:after="0" w:afterAutospacing="0"/>
         <w:ind w:left="0"/>
@@ -256,7 +256,7 @@
       </w:pPr>
       <w:r>
         <w:rPr>
-          <w:rStyle w:val="citation-549"/>
+          <w:rStyle w:val="citation-658"/>
           <w:b/>
           <w:bCs/>
           <w:color w:val="1F1F1F"/>
@@ -266,7 +266,7 @@
       </w:r>
       <w:r>
         <w:rPr>
-          <w:rStyle w:val="citation-549"/>
+          <w:rStyle w:val="citation-658"/>
           <w:color w:val="1F1F1F"/>
           <w:bdr w:val="none" w:sz="0" w:space="0" w:color="auto" w:frame="1"/>
         </w:rPr>
@@ -274,21 +274,39 @@
       </w:r>
       <w:r>
         <w:rPr>
-          <w:rStyle w:val="citation-549"/>
+          <w:rStyle w:val="citation-658"/>
           <w:b/>
           <w:bCs/>
           <w:color w:val="1F1F1F"/>
           <w:bdr w:val="none" w:sz="0" w:space="0" w:color="auto" w:frame="1"/>
         </w:rPr>
+        <w:t>Random Forest</w:t>
+      </w:r>
+      <w:r>
+        <w:rPr>
+          <w:rStyle w:val="citation-658"/>
+          <w:color w:val="1F1F1F"/>
+          <w:bdr w:val="none" w:sz="0" w:space="0" w:color="auto" w:frame="1"/>
+        </w:rPr>
+        <w:t xml:space="preserve"> algorithm within a </w:t>
+      </w:r>
+      <w:r>
+        <w:rPr>
+          <w:rStyle w:val="citation-658"/>
+          <w:b/>
+          <w:bCs/>
+          <w:color w:val="1F1F1F"/>
+          <w:bdr w:val="none" w:sz="0" w:space="0" w:color="auto" w:frame="1"/>
+        </w:rPr>
         <w:t>Multi-factor Risk Scoring Engine</w:t>
       </w:r>
       <w:r>
         <w:rPr>
-          <w:rStyle w:val="citation-549"/>
-          <w:color w:val="1F1F1F"/>
-          <w:bdr w:val="none" w:sz="0" w:space="0" w:color="auto" w:frame="1"/>
-        </w:rPr>
-        <w:t xml:space="preserve"> evaluating six pillars: Timing, Amount, Device, Location, Frequency, and Demographics</w:t>
+          <w:rStyle w:val="citation-658"/>
+          <w:color w:val="1F1F1F"/>
+          <w:bdr w:val="none" w:sz="0" w:space="0" w:color="auto" w:frame="1"/>
+        </w:rPr>
+        <w:t>, evaluating six pillars: Timing, Amount, Device, Location, Frequency, and Demographics</w:t>
       </w:r>
       <w:r>
         <w:rPr>
@@ -309,7 +327,7 @@
         <w:pStyle w:val="NormalWeb"/>
         <w:numPr>
           <w:ilvl w:val="0"/>
-          <w:numId w:val="6"/>
+          <w:numId w:val="11"/>
         </w:numPr>
         <w:spacing w:after="0" w:afterAutospacing="0"/>
         <w:ind w:left="0"/>
@@ -319,7 +337,7 @@
       </w:pPr>
       <w:r>
         <w:rPr>
-          <w:rStyle w:val="citation-548"/>
+          <w:rStyle w:val="citation-657"/>
           <w:b/>
           <w:bCs/>
           <w:color w:val="1F1F1F"/>
@@ -329,7 +347,7 @@
       </w:r>
       <w:r>
         <w:rPr>
-          <w:rStyle w:val="citation-548"/>
+          <w:rStyle w:val="citation-657"/>
           <w:color w:val="1F1F1F"/>
           <w:bdr w:val="none" w:sz="0" w:space="0" w:color="auto" w:frame="1"/>
         </w:rPr>
@@ -337,7 +355,7 @@
       </w:r>
       <w:r>
         <w:rPr>
-          <w:rStyle w:val="citation-548"/>
+          <w:rStyle w:val="citation-657"/>
           <w:b/>
           <w:bCs/>
           <w:color w:val="1F1F1F"/>
@@ -347,21 +365,18 @@
       </w:r>
       <w:r>
         <w:rPr>
-          <w:rStyle w:val="citation-548"/>
-          <w:color w:val="1F1F1F"/>
-          <w:bdr w:val="none" w:sz="0" w:space="0" w:color="auto" w:frame="1"/>
-        </w:rPr>
-        <w:t xml:space="preserve"> and a rapid </w:t>
-      </w:r>
-      <w:r>
-        <w:rPr>
-          <w:rStyle w:val="citation-548"/>
-          <w:b/>
-          <w:bCs/>
-          <w:color w:val="1F1F1F"/>
-          <w:bdr w:val="none" w:sz="0" w:space="0" w:color="auto" w:frame="1"/>
-        </w:rPr>
-        <w:t>30-second intervention window</w:t>
+          <w:color w:val="1F1F1F"/>
+          <w:bdr w:val="none" w:sz="0" w:space="0" w:color="auto" w:frame="1"/>
+        </w:rPr>
+        <w:t xml:space="preserve">. </w:t>
+      </w:r>
+      <w:r>
+        <w:rPr>
+          <w:rStyle w:val="citation-656"/>
+          <w:color w:val="1F1F1F"/>
+          <w:bdr w:val="none" w:sz="0" w:space="0" w:color="auto" w:frame="1"/>
+        </w:rPr>
+        <w:t>Evaluation metrics confirm high reliability with strong precision and recall scores</w:t>
       </w:r>
       <w:r>
         <w:rPr>
@@ -382,7 +397,7 @@
         <w:pStyle w:val="NormalWeb"/>
         <w:numPr>
           <w:ilvl w:val="0"/>
-          <w:numId w:val="6"/>
+          <w:numId w:val="11"/>
         </w:numPr>
         <w:spacing w:after="0" w:afterAutospacing="0"/>
         <w:ind w:left="0"/>
@@ -392,7 +407,7 @@
       </w:pPr>
       <w:r>
         <w:rPr>
-          <w:rStyle w:val="citation-547"/>
+          <w:rStyle w:val="citation-655"/>
           <w:b/>
           <w:bCs/>
           <w:color w:val="1F1F1F"/>
@@ -402,7 +417,7 @@
       </w:r>
       <w:r>
         <w:rPr>
-          <w:rStyle w:val="citation-547"/>
+          <w:rStyle w:val="citation-655"/>
           <w:color w:val="1F1F1F"/>
           <w:bdr w:val="none" w:sz="0" w:space="0" w:color="auto" w:frame="1"/>
         </w:rPr>
@@ -411,7 +426,7 @@
       <w:proofErr w:type="spellStart"/>
       <w:r>
         <w:rPr>
-          <w:rStyle w:val="citation-547"/>
+          <w:rStyle w:val="citation-655"/>
           <w:color w:val="1F1F1F"/>
           <w:bdr w:val="none" w:sz="0" w:space="0" w:color="auto" w:frame="1"/>
         </w:rPr>
@@ -420,7 +435,7 @@
       <w:proofErr w:type="spellEnd"/>
       <w:r>
         <w:rPr>
-          <w:rStyle w:val="citation-547"/>
+          <w:rStyle w:val="citation-655"/>
           <w:color w:val="1F1F1F"/>
           <w:bdr w:val="none" w:sz="0" w:space="0" w:color="auto" w:frame="1"/>
         </w:rPr>
@@ -428,7 +443,7 @@
       </w:r>
       <w:r>
         <w:rPr>
-          <w:rStyle w:val="citation-547"/>
+          <w:rStyle w:val="citation-655"/>
           <w:b/>
           <w:bCs/>
           <w:color w:val="1F1F1F"/>
@@ -438,7 +453,7 @@
       </w:r>
       <w:r>
         <w:rPr>
-          <w:rStyle w:val="citation-547"/>
+          <w:rStyle w:val="citation-655"/>
           <w:color w:val="1F1F1F"/>
           <w:bdr w:val="none" w:sz="0" w:space="0" w:color="auto" w:frame="1"/>
         </w:rPr>
@@ -470,7 +485,7 @@
           <w:color w:val="1F1F1F"/>
         </w:rPr>
         <w:pict>
-          <v:rect id="_x0000_i1028" style="width:0;height:1.5pt" o:hralign="center" o:hrstd="t" o:hrnoshade="t" o:hr="t" fillcolor="gray" stroked="f"/>
+          <v:rect id="_x0000_i1049" style="width:0;height:1.5pt" o:hralign="center" o:hrstd="t" o:hrnoshade="t" o:hr="t" fillcolor="gray" stroked="f"/>
         </w:pict>
       </w:r>
     </w:p>
@@ -500,7 +515,7 @@
       </w:pPr>
       <w:r>
         <w:rPr>
-          <w:rStyle w:val="citation-546"/>
+          <w:rStyle w:val="citation-654"/>
           <w:color w:val="1F1F1F"/>
           <w:bdr w:val="none" w:sz="0" w:space="0" w:color="auto" w:frame="1"/>
         </w:rPr>
@@ -508,7 +523,7 @@
       </w:r>
       <w:r>
         <w:rPr>
-          <w:rStyle w:val="citation-546"/>
+          <w:rStyle w:val="citation-654"/>
           <w:b/>
           <w:bCs/>
           <w:color w:val="1F1F1F"/>
@@ -518,7 +533,7 @@
       </w:r>
       <w:r>
         <w:rPr>
-          <w:rStyle w:val="citation-546"/>
+          <w:rStyle w:val="citation-654"/>
           <w:color w:val="1F1F1F"/>
           <w:bdr w:val="none" w:sz="0" w:space="0" w:color="auto" w:frame="1"/>
         </w:rPr>
@@ -533,7 +548,7 @@
       </w:r>
       <w:r>
         <w:rPr>
-          <w:rStyle w:val="citation-545"/>
+          <w:rStyle w:val="citation-653"/>
           <w:color w:val="1F1F1F"/>
           <w:bdr w:val="none" w:sz="0" w:space="0" w:color="auto" w:frame="1"/>
         </w:rPr>
@@ -542,7 +557,7 @@
       <w:proofErr w:type="gramStart"/>
       <w:r>
         <w:rPr>
-          <w:rStyle w:val="citation-545"/>
+          <w:rStyle w:val="citation-653"/>
           <w:color w:val="1F1F1F"/>
           <w:bdr w:val="none" w:sz="0" w:space="0" w:color="auto" w:frame="1"/>
         </w:rPr>
@@ -551,7 +566,7 @@
       <w:proofErr w:type="gramEnd"/>
       <w:r>
         <w:rPr>
-          <w:rStyle w:val="citation-545"/>
+          <w:rStyle w:val="citation-653"/>
           <w:color w:val="1F1F1F"/>
           <w:bdr w:val="none" w:sz="0" w:space="0" w:color="auto" w:frame="1"/>
         </w:rPr>
@@ -566,7 +581,7 @@
       </w:r>
       <w:r>
         <w:rPr>
-          <w:rStyle w:val="citation-544"/>
+          <w:rStyle w:val="citation-652"/>
           <w:color w:val="1F1F1F"/>
           <w:bdr w:val="none" w:sz="0" w:space="0" w:color="auto" w:frame="1"/>
         </w:rPr>
@@ -575,7 +590,7 @@
       <w:proofErr w:type="spellStart"/>
       <w:r>
         <w:rPr>
-          <w:rStyle w:val="citation-544"/>
+          <w:rStyle w:val="citation-652"/>
           <w:color w:val="1F1F1F"/>
           <w:bdr w:val="none" w:sz="0" w:space="0" w:color="auto" w:frame="1"/>
         </w:rPr>
@@ -584,7 +599,7 @@
       <w:proofErr w:type="spellEnd"/>
       <w:r>
         <w:rPr>
-          <w:rStyle w:val="citation-544"/>
+          <w:rStyle w:val="citation-652"/>
           <w:color w:val="1F1F1F"/>
           <w:bdr w:val="none" w:sz="0" w:space="0" w:color="auto" w:frame="1"/>
         </w:rPr>
@@ -616,7 +631,7 @@
           <w:color w:val="1F1F1F"/>
         </w:rPr>
         <w:pict>
-          <v:rect id="_x0000_i1029" style="width:0;height:1.5pt" o:hralign="center" o:hrstd="t" o:hrnoshade="t" o:hr="t" fillcolor="gray" stroked="f"/>
+          <v:rect id="_x0000_i1050" style="width:0;height:1.5pt" o:hralign="center" o:hrstd="t" o:hrnoshade="t" o:hr="t" fillcolor="gray" stroked="f"/>
         </w:pict>
       </w:r>
     </w:p>
@@ -646,7 +661,7 @@
       </w:pPr>
       <w:r>
         <w:rPr>
-          <w:rStyle w:val="citation-543"/>
+          <w:rStyle w:val="citation-651"/>
           <w:color w:val="1F1F1F"/>
           <w:bdr w:val="none" w:sz="0" w:space="0" w:color="auto" w:frame="1"/>
         </w:rPr>
@@ -656,7 +671,7 @@
       <w:proofErr w:type="gramStart"/>
       <w:r>
         <w:rPr>
-          <w:rStyle w:val="citation-543"/>
+          <w:rStyle w:val="citation-651"/>
           <w:color w:val="1F1F1F"/>
           <w:bdr w:val="none" w:sz="0" w:space="0" w:color="auto" w:frame="1"/>
         </w:rPr>
@@ -665,7 +680,7 @@
       <w:proofErr w:type="spellEnd"/>
       <w:r>
         <w:rPr>
-          <w:rStyle w:val="citation-543"/>
+          <w:rStyle w:val="citation-651"/>
           <w:color w:val="1F1F1F"/>
           <w:bdr w:val="none" w:sz="0" w:space="0" w:color="auto" w:frame="1"/>
         </w:rPr>
@@ -674,7 +689,7 @@
       <w:proofErr w:type="gramEnd"/>
       <w:r>
         <w:rPr>
-          <w:rStyle w:val="citation-543"/>
+          <w:rStyle w:val="citation-651"/>
           <w:color w:val="1F1F1F"/>
           <w:bdr w:val="none" w:sz="0" w:space="0" w:color="auto" w:frame="1"/>
         </w:rPr>
@@ -682,7 +697,7 @@
       </w:r>
       <w:r>
         <w:rPr>
-          <w:rStyle w:val="citation-543"/>
+          <w:rStyle w:val="citation-651"/>
           <w:b/>
           <w:bCs/>
           <w:color w:val="1F1F1F"/>
@@ -692,7 +707,7 @@
       </w:r>
       <w:r>
         <w:rPr>
-          <w:rStyle w:val="citation-543"/>
+          <w:rStyle w:val="citation-651"/>
           <w:color w:val="1F1F1F"/>
           <w:bdr w:val="none" w:sz="0" w:space="0" w:color="auto" w:frame="1"/>
         </w:rPr>
@@ -717,7 +732,7 @@
         <w:pStyle w:val="NormalWeb"/>
         <w:numPr>
           <w:ilvl w:val="0"/>
-          <w:numId w:val="7"/>
+          <w:numId w:val="12"/>
         </w:numPr>
         <w:spacing w:after="0" w:afterAutospacing="0"/>
         <w:ind w:left="0"/>
@@ -727,7 +742,7 @@
       </w:pPr>
       <w:r>
         <w:rPr>
-          <w:rStyle w:val="citation-542"/>
+          <w:rStyle w:val="citation-650"/>
           <w:b/>
           <w:bCs/>
           <w:color w:val="1F1F1F"/>
@@ -737,7 +752,7 @@
       </w:r>
       <w:r>
         <w:rPr>
-          <w:rStyle w:val="citation-542"/>
+          <w:rStyle w:val="citation-650"/>
           <w:color w:val="1F1F1F"/>
           <w:bdr w:val="none" w:sz="0" w:space="0" w:color="auto" w:frame="1"/>
         </w:rPr>
@@ -762,7 +777,7 @@
         <w:pStyle w:val="NormalWeb"/>
         <w:numPr>
           <w:ilvl w:val="0"/>
-          <w:numId w:val="7"/>
+          <w:numId w:val="12"/>
         </w:numPr>
         <w:spacing w:after="0" w:afterAutospacing="0"/>
         <w:ind w:left="0"/>
@@ -772,7 +787,7 @@
       </w:pPr>
       <w:r>
         <w:rPr>
-          <w:rStyle w:val="citation-541"/>
+          <w:rStyle w:val="citation-649"/>
           <w:b/>
           <w:bCs/>
           <w:color w:val="1F1F1F"/>
@@ -782,7 +797,7 @@
       </w:r>
       <w:r>
         <w:rPr>
-          <w:rStyle w:val="citation-541"/>
+          <w:rStyle w:val="citation-649"/>
           <w:color w:val="1F1F1F"/>
           <w:bdr w:val="none" w:sz="0" w:space="0" w:color="auto" w:frame="1"/>
         </w:rPr>
@@ -807,7 +822,7 @@
         <w:pStyle w:val="NormalWeb"/>
         <w:numPr>
           <w:ilvl w:val="0"/>
-          <w:numId w:val="7"/>
+          <w:numId w:val="12"/>
         </w:numPr>
         <w:spacing w:after="0" w:afterAutospacing="0"/>
         <w:ind w:left="0"/>
@@ -817,7 +832,7 @@
       </w:pPr>
       <w:r>
         <w:rPr>
-          <w:rStyle w:val="citation-540"/>
+          <w:rStyle w:val="citation-648"/>
           <w:b/>
           <w:bCs/>
           <w:color w:val="1F1F1F"/>
@@ -827,7 +842,7 @@
       </w:r>
       <w:r>
         <w:rPr>
-          <w:rStyle w:val="citation-540"/>
+          <w:rStyle w:val="citation-648"/>
           <w:color w:val="1F1F1F"/>
           <w:bdr w:val="none" w:sz="0" w:space="0" w:color="auto" w:frame="1"/>
         </w:rPr>
@@ -836,7 +851,7 @@
       <w:proofErr w:type="gramStart"/>
       <w:r>
         <w:rPr>
-          <w:rStyle w:val="citation-540"/>
+          <w:rStyle w:val="citation-648"/>
           <w:color w:val="1F1F1F"/>
           <w:bdr w:val="none" w:sz="0" w:space="0" w:color="auto" w:frame="1"/>
         </w:rPr>
@@ -845,7 +860,7 @@
       <w:proofErr w:type="gramEnd"/>
       <w:r>
         <w:rPr>
-          <w:rStyle w:val="citation-540"/>
+          <w:rStyle w:val="citation-648"/>
           <w:color w:val="1F1F1F"/>
           <w:bdr w:val="none" w:sz="0" w:space="0" w:color="auto" w:frame="1"/>
         </w:rPr>
@@ -870,7 +885,7 @@
         <w:pStyle w:val="NormalWeb"/>
         <w:numPr>
           <w:ilvl w:val="0"/>
-          <w:numId w:val="7"/>
+          <w:numId w:val="12"/>
         </w:numPr>
         <w:spacing w:after="0" w:afterAutospacing="0"/>
         <w:ind w:left="0"/>
@@ -880,7 +895,7 @@
       </w:pPr>
       <w:r>
         <w:rPr>
-          <w:rStyle w:val="citation-539"/>
+          <w:rStyle w:val="citation-647"/>
           <w:b/>
           <w:bCs/>
           <w:color w:val="1F1F1F"/>
@@ -890,7 +905,7 @@
       </w:r>
       <w:r>
         <w:rPr>
-          <w:rStyle w:val="citation-539"/>
+          <w:rStyle w:val="citation-647"/>
           <w:color w:val="1F1F1F"/>
           <w:bdr w:val="none" w:sz="0" w:space="0" w:color="auto" w:frame="1"/>
         </w:rPr>
@@ -899,7 +914,7 @@
       <w:proofErr w:type="gramStart"/>
       <w:r>
         <w:rPr>
-          <w:rStyle w:val="citation-539"/>
+          <w:rStyle w:val="citation-647"/>
           <w:color w:val="1F1F1F"/>
           <w:bdr w:val="none" w:sz="0" w:space="0" w:color="auto" w:frame="1"/>
         </w:rPr>
@@ -908,7 +923,7 @@
       <w:proofErr w:type="gramEnd"/>
       <w:r>
         <w:rPr>
-          <w:rStyle w:val="citation-539"/>
+          <w:rStyle w:val="citation-647"/>
           <w:color w:val="1F1F1F"/>
           <w:bdr w:val="none" w:sz="0" w:space="0" w:color="auto" w:frame="1"/>
         </w:rPr>
@@ -940,7 +955,7 @@
           <w:color w:val="1F1F1F"/>
         </w:rPr>
         <w:pict>
-          <v:rect id="_x0000_i1030" style="width:0;height:1.5pt" o:hralign="center" o:hrstd="t" o:hrnoshade="t" o:hr="t" fillcolor="gray" stroked="f"/>
+          <v:rect id="_x0000_i1051" style="width:0;height:1.5pt" o:hralign="center" o:hrstd="t" o:hrnoshade="t" o:hr="t" fillcolor="gray" stroked="f"/>
         </w:pict>
       </w:r>
     </w:p>
@@ -986,7 +1001,7 @@
       </w:pPr>
       <w:r>
         <w:rPr>
-          <w:rStyle w:val="citation-538"/>
+          <w:rStyle w:val="citation-646"/>
           <w:color w:val="1F1F1F"/>
           <w:bdr w:val="none" w:sz="0" w:space="0" w:color="auto" w:frame="1"/>
         </w:rPr>
@@ -1001,7 +1016,7 @@
       </w:r>
       <w:r>
         <w:rPr>
-          <w:rStyle w:val="citation-537"/>
+          <w:rStyle w:val="citation-645"/>
           <w:color w:val="1F1F1F"/>
           <w:bdr w:val="none" w:sz="0" w:space="0" w:color="auto" w:frame="1"/>
         </w:rPr>
@@ -1010,7 +1025,7 @@
       <w:proofErr w:type="gramStart"/>
       <w:r>
         <w:rPr>
-          <w:rStyle w:val="citation-537"/>
+          <w:rStyle w:val="citation-645"/>
           <w:color w:val="1F1F1F"/>
           <w:bdr w:val="none" w:sz="0" w:space="0" w:color="auto" w:frame="1"/>
         </w:rPr>
@@ -1036,7 +1051,7 @@
         <w:pStyle w:val="NormalWeb"/>
         <w:numPr>
           <w:ilvl w:val="0"/>
-          <w:numId w:val="8"/>
+          <w:numId w:val="13"/>
         </w:numPr>
         <w:spacing w:after="0" w:afterAutospacing="0"/>
         <w:ind w:left="0"/>
@@ -1046,7 +1061,7 @@
       </w:pPr>
       <w:r>
         <w:rPr>
-          <w:rStyle w:val="citation-536"/>
+          <w:rStyle w:val="citation-644"/>
           <w:b/>
           <w:bCs/>
           <w:color w:val="1F1F1F"/>
@@ -1056,7 +1071,7 @@
       </w:r>
       <w:r>
         <w:rPr>
-          <w:rStyle w:val="citation-536"/>
+          <w:rStyle w:val="citation-644"/>
           <w:color w:val="1F1F1F"/>
           <w:bdr w:val="none" w:sz="0" w:space="0" w:color="auto" w:frame="1"/>
         </w:rPr>
@@ -1081,7 +1096,7 @@
         <w:pStyle w:val="NormalWeb"/>
         <w:numPr>
           <w:ilvl w:val="0"/>
-          <w:numId w:val="8"/>
+          <w:numId w:val="13"/>
         </w:numPr>
         <w:spacing w:after="0" w:afterAutospacing="0"/>
         <w:ind w:left="0"/>
@@ -1091,7 +1106,7 @@
       </w:pPr>
       <w:r>
         <w:rPr>
-          <w:rStyle w:val="citation-535"/>
+          <w:rStyle w:val="citation-643"/>
           <w:b/>
           <w:bCs/>
           <w:color w:val="1F1F1F"/>
@@ -1101,7 +1116,7 @@
       </w:r>
       <w:r>
         <w:rPr>
-          <w:rStyle w:val="citation-535"/>
+          <w:rStyle w:val="citation-643"/>
           <w:color w:val="1F1F1F"/>
           <w:bdr w:val="none" w:sz="0" w:space="0" w:color="auto" w:frame="1"/>
         </w:rPr>
@@ -1126,7 +1141,7 @@
         <w:pStyle w:val="NormalWeb"/>
         <w:numPr>
           <w:ilvl w:val="0"/>
-          <w:numId w:val="8"/>
+          <w:numId w:val="13"/>
         </w:numPr>
         <w:spacing w:after="0" w:afterAutospacing="0"/>
         <w:ind w:left="0"/>
@@ -1136,7 +1151,7 @@
       </w:pPr>
       <w:r>
         <w:rPr>
-          <w:rStyle w:val="citation-534"/>
+          <w:rStyle w:val="citation-642"/>
           <w:b/>
           <w:bCs/>
           <w:color w:val="1F1F1F"/>
@@ -1146,7 +1161,7 @@
       </w:r>
       <w:r>
         <w:rPr>
-          <w:rStyle w:val="citation-534"/>
+          <w:rStyle w:val="citation-642"/>
           <w:color w:val="1F1F1F"/>
           <w:bdr w:val="none" w:sz="0" w:space="0" w:color="auto" w:frame="1"/>
         </w:rPr>
@@ -1171,7 +1186,7 @@
         <w:pStyle w:val="NormalWeb"/>
         <w:numPr>
           <w:ilvl w:val="0"/>
-          <w:numId w:val="8"/>
+          <w:numId w:val="13"/>
         </w:numPr>
         <w:spacing w:after="0" w:afterAutospacing="0"/>
         <w:ind w:left="0"/>
@@ -1181,7 +1196,7 @@
       </w:pPr>
       <w:r>
         <w:rPr>
-          <w:rStyle w:val="citation-533"/>
+          <w:rStyle w:val="citation-641"/>
           <w:b/>
           <w:bCs/>
           <w:color w:val="1F1F1F"/>
@@ -1191,7 +1206,7 @@
       </w:r>
       <w:r>
         <w:rPr>
-          <w:rStyle w:val="citation-533"/>
+          <w:rStyle w:val="citation-641"/>
           <w:color w:val="1F1F1F"/>
           <w:bdr w:val="none" w:sz="0" w:space="0" w:color="auto" w:frame="1"/>
         </w:rPr>
@@ -1216,7 +1231,7 @@
         <w:pStyle w:val="NormalWeb"/>
         <w:numPr>
           <w:ilvl w:val="0"/>
-          <w:numId w:val="8"/>
+          <w:numId w:val="13"/>
         </w:numPr>
         <w:spacing w:after="0" w:afterAutospacing="0"/>
         <w:ind w:left="0"/>
@@ -1226,7 +1241,7 @@
       </w:pPr>
       <w:r>
         <w:rPr>
-          <w:rStyle w:val="citation-532"/>
+          <w:rStyle w:val="citation-640"/>
           <w:b/>
           <w:bCs/>
           <w:color w:val="1F1F1F"/>
@@ -1236,7 +1251,7 @@
       </w:r>
       <w:r>
         <w:rPr>
-          <w:rStyle w:val="citation-532"/>
+          <w:rStyle w:val="citation-640"/>
           <w:color w:val="1F1F1F"/>
           <w:bdr w:val="none" w:sz="0" w:space="0" w:color="auto" w:frame="1"/>
         </w:rPr>
@@ -1261,7 +1276,7 @@
         <w:pStyle w:val="NormalWeb"/>
         <w:numPr>
           <w:ilvl w:val="0"/>
-          <w:numId w:val="8"/>
+          <w:numId w:val="13"/>
         </w:numPr>
         <w:spacing w:after="0" w:afterAutospacing="0"/>
         <w:ind w:left="0"/>
@@ -1271,7 +1286,7 @@
       </w:pPr>
       <w:r>
         <w:rPr>
-          <w:rStyle w:val="citation-531"/>
+          <w:rStyle w:val="citation-639"/>
           <w:b/>
           <w:bCs/>
           <w:color w:val="1F1F1F"/>
@@ -1281,7 +1296,7 @@
       </w:r>
       <w:r>
         <w:rPr>
-          <w:rStyle w:val="citation-531"/>
+          <w:rStyle w:val="citation-639"/>
           <w:color w:val="1F1F1F"/>
           <w:bdr w:val="none" w:sz="0" w:space="0" w:color="auto" w:frame="1"/>
         </w:rPr>
@@ -1313,7 +1328,7 @@
           <w:color w:val="1F1F1F"/>
           <w:bdr w:val="none" w:sz="0" w:space="0" w:color="auto" w:frame="1"/>
         </w:rPr>
-        <w:t>3.2 Evaluation Protocol</w:t>
+        <w:t>3.2 Algorithm and Evaluation Protocol</w:t>
       </w:r>
     </w:p>
     <w:p>
@@ -1326,7 +1341,7 @@
       </w:pPr>
       <w:r>
         <w:rPr>
-          <w:rStyle w:val="citation-530"/>
+          <w:rStyle w:val="citation-638"/>
           <w:color w:val="1F1F1F"/>
           <w:bdr w:val="none" w:sz="0" w:space="0" w:color="auto" w:frame="1"/>
         </w:rPr>
@@ -1334,7 +1349,7 @@
       </w:r>
       <w:r>
         <w:rPr>
-          <w:rStyle w:val="citation-530"/>
+          <w:rStyle w:val="citation-638"/>
           <w:b/>
           <w:bCs/>
           <w:color w:val="1F1F1F"/>
@@ -1344,18 +1359,87 @@
       </w:r>
       <w:r>
         <w:rPr>
-          <w:rStyle w:val="citation-530"/>
-          <w:color w:val="1F1F1F"/>
-          <w:bdr w:val="none" w:sz="0" w:space="0" w:color="auto" w:frame="1"/>
-        </w:rPr>
-        <w:t xml:space="preserve"> through a weighted Risk Scoring Formula</w:t>
-      </w:r>
-      <w:r>
-        <w:rPr>
-          <w:color w:val="1F1F1F"/>
-          <w:bdr w:val="none" w:sz="0" w:space="0" w:color="auto" w:frame="1"/>
-        </w:rPr>
-        <w:t xml:space="preserve">: </w:t>
+          <w:rStyle w:val="citation-638"/>
+          <w:color w:val="1F1F1F"/>
+          <w:bdr w:val="none" w:sz="0" w:space="0" w:color="auto" w:frame="1"/>
+        </w:rPr>
+        <w:t xml:space="preserve"> using a </w:t>
+      </w:r>
+      <w:r>
+        <w:rPr>
+          <w:rStyle w:val="citation-638"/>
+          <w:b/>
+          <w:bCs/>
+          <w:color w:val="1F1F1F"/>
+          <w:bdr w:val="none" w:sz="0" w:space="0" w:color="auto" w:frame="1"/>
+        </w:rPr>
+        <w:t>Random Forest</w:t>
+      </w:r>
+      <w:r>
+        <w:rPr>
+          <w:rStyle w:val="citation-638"/>
+          <w:color w:val="1F1F1F"/>
+          <w:bdr w:val="none" w:sz="0" w:space="0" w:color="auto" w:frame="1"/>
+        </w:rPr>
+        <w:t xml:space="preserve"> classifier to process the multi-factor inputs</w:t>
+      </w:r>
+      <w:r>
+        <w:rPr>
+          <w:color w:val="1F1F1F"/>
+          <w:bdr w:val="none" w:sz="0" w:space="0" w:color="auto" w:frame="1"/>
+        </w:rPr>
+        <w:t xml:space="preserve">. </w:t>
+      </w:r>
+      <w:r>
+        <w:rPr>
+          <w:rStyle w:val="citation-637"/>
+          <w:color w:val="1F1F1F"/>
+          <w:bdr w:val="none" w:sz="0" w:space="0" w:color="auto" w:frame="1"/>
+        </w:rPr>
+        <w:t xml:space="preserve">This ensemble learning method calculates a real-time </w:t>
+      </w:r>
+      <w:r>
+        <w:rPr>
+          <w:rStyle w:val="citation-637"/>
+          <w:b/>
+          <w:bCs/>
+          <w:color w:val="1F1F1F"/>
+          <w:bdr w:val="none" w:sz="0" w:space="0" w:color="auto" w:frame="1"/>
+        </w:rPr>
+        <w:t xml:space="preserve">Risk </w:t>
+      </w:r>
+      <w:proofErr w:type="gramStart"/>
+      <w:r>
+        <w:rPr>
+          <w:rStyle w:val="citation-637"/>
+          <w:b/>
+          <w:bCs/>
+          <w:color w:val="1F1F1F"/>
+          <w:bdr w:val="none" w:sz="0" w:space="0" w:color="auto" w:frame="1"/>
+        </w:rPr>
+        <w:t>Score</w:t>
+      </w:r>
+      <w:proofErr w:type="gramEnd"/>
+      <w:r>
+        <w:rPr>
+          <w:rStyle w:val="citation-637"/>
+          <w:color w:val="1F1F1F"/>
+          <w:bdr w:val="none" w:sz="0" w:space="0" w:color="auto" w:frame="1"/>
+        </w:rPr>
+        <w:t xml:space="preserve"> based on the following weighted formula</w:t>
+      </w:r>
+      <w:r>
+        <w:rPr>
+          <w:color w:val="1F1F1F"/>
+          <w:bdr w:val="none" w:sz="0" w:space="0" w:color="auto" w:frame="1"/>
+        </w:rPr>
+        <w:t>:</w:t>
+      </w:r>
+      <w:r>
+        <w:rPr>
+          <w:color w:val="1F1F1F"/>
+        </w:rPr>
+        <w:t xml:space="preserve"> </w:t>
       </w:r>
     </w:p>
     <w:p>
@@ -1395,7 +1479,7 @@
       </w:pPr>
       <w:r>
         <w:rPr>
-          <w:rStyle w:val="citation-529"/>
+          <w:rStyle w:val="citation-636"/>
           <w:color w:val="1F1F1F"/>
           <w:bdr w:val="none" w:sz="0" w:space="0" w:color="auto" w:frame="1"/>
         </w:rPr>
@@ -1403,7 +1487,7 @@
       </w:r>
       <w:r>
         <w:rPr>
-          <w:rStyle w:val="citation-529"/>
+          <w:rStyle w:val="citation-636"/>
           <w:b/>
           <w:bCs/>
           <w:color w:val="1F1F1F"/>
@@ -1413,7 +1497,7 @@
       </w:r>
       <w:r>
         <w:rPr>
-          <w:rStyle w:val="citation-529"/>
+          <w:rStyle w:val="citation-636"/>
           <w:color w:val="1F1F1F"/>
           <w:bdr w:val="none" w:sz="0" w:space="0" w:color="auto" w:frame="1"/>
         </w:rPr>
@@ -1421,7 +1505,7 @@
       </w:r>
       <w:r>
         <w:rPr>
-          <w:rStyle w:val="citation-529"/>
+          <w:rStyle w:val="citation-636"/>
           <w:b/>
           <w:bCs/>
           <w:color w:val="1F1F1F"/>
@@ -1431,7 +1515,7 @@
       </w:r>
       <w:r>
         <w:rPr>
-          <w:rStyle w:val="citation-529"/>
+          <w:rStyle w:val="citation-636"/>
           <w:color w:val="1F1F1F"/>
           <w:bdr w:val="none" w:sz="0" w:space="0" w:color="auto" w:frame="1"/>
         </w:rPr>
@@ -1463,7 +1547,7 @@
           <w:color w:val="1F1F1F"/>
         </w:rPr>
         <w:pict>
-          <v:rect id="_x0000_i1031" style="width:0;height:1.5pt" o:hralign="center" o:hrstd="t" o:hrnoshade="t" o:hr="t" fillcolor="gray" stroked="f"/>
+          <v:rect id="_x0000_i1052" style="width:0;height:1.5pt" o:hralign="center" o:hrstd="t" o:hrnoshade="t" o:hr="t" fillcolor="gray" stroked="f"/>
         </w:pict>
       </w:r>
     </w:p>
@@ -1480,7 +1564,7 @@
           <w:color w:val="1F1F1F"/>
           <w:bdr w:val="none" w:sz="0" w:space="0" w:color="auto" w:frame="1"/>
         </w:rPr>
-        <w:t>4. Results</w:t>
+        <w:t>4. Results and ML Evaluation</w:t>
       </w:r>
     </w:p>
     <w:p>
@@ -1495,7 +1579,7 @@
           <w:color w:val="1F1F1F"/>
           <w:bdr w:val="none" w:sz="0" w:space="0" w:color="auto" w:frame="1"/>
         </w:rPr>
-        <w:t>4.1 Performance Comparison</w:t>
+        <w:t>4.1 Directional ML Matrix</w:t>
       </w:r>
     </w:p>
     <w:p>
@@ -1508,11 +1592,29 @@
       </w:pPr>
       <w:r>
         <w:rPr>
-          <w:rStyle w:val="citation-528"/>
-          <w:color w:val="1F1F1F"/>
-          <w:bdr w:val="none" w:sz="0" w:space="0" w:color="auto" w:frame="1"/>
-        </w:rPr>
-        <w:t>The AI-driven overlay demonstrates superior speed and precision compared to traditional reactive methods</w:t>
+          <w:rStyle w:val="citation-635"/>
+          <w:color w:val="1F1F1F"/>
+          <w:bdr w:val="none" w:sz="0" w:space="0" w:color="auto" w:frame="1"/>
+        </w:rPr>
+        <w:t xml:space="preserve">The Random Forest model </w:t>
+      </w:r>
+      <w:proofErr w:type="gramStart"/>
+      <w:r>
+        <w:rPr>
+          <w:rStyle w:val="citation-635"/>
+          <w:color w:val="1F1F1F"/>
+          <w:bdr w:val="none" w:sz="0" w:space="0" w:color="auto" w:frame="1"/>
+        </w:rPr>
+        <w:t>was evaluated</w:t>
+      </w:r>
+      <w:proofErr w:type="gramEnd"/>
+      <w:r>
+        <w:rPr>
+          <w:rStyle w:val="citation-635"/>
+          <w:color w:val="1F1F1F"/>
+          <w:bdr w:val="none" w:sz="0" w:space="0" w:color="auto" w:frame="1"/>
+        </w:rPr>
+        <w:t xml:space="preserve"> using a comprehensive classification matrix to ensure predictive integrity</w:t>
       </w:r>
       <w:r>
         <w:rPr>
@@ -1526,6 +1628,588 @@
           <w:color w:val="1F1F1F"/>
         </w:rPr>
         <w:t xml:space="preserve"> </w:t>
+      </w:r>
+    </w:p>
+    <w:tbl>
+      <w:tblPr>
+        <w:tblW w:w="0" w:type="auto"/>
+        <w:tblCellSpacing w:w="15" w:type="dxa"/>
+        <w:tblCellMar>
+          <w:left w:w="0" w:type="dxa"/>
+          <w:right w:w="0" w:type="dxa"/>
+        </w:tblCellMar>
+        <w:tblLook w:val="04A0" w:firstRow="1" w:lastRow="0" w:firstColumn="1" w:lastColumn="0" w:noHBand="0" w:noVBand="1"/>
+      </w:tblPr>
+      <w:tblGrid>
+        <w:gridCol w:w="1086"/>
+        <w:gridCol w:w="794"/>
+        <w:gridCol w:w="7025"/>
+      </w:tblGrid>
+      <w:tr>
+        <w:trPr>
+          <w:tblHeader/>
+          <w:tblCellSpacing w:w="15" w:type="dxa"/>
+        </w:trPr>
+        <w:tc>
+          <w:tcPr>
+            <w:tcW w:w="0" w:type="auto"/>
+            <w:tcBorders>
+              <w:top w:val="single" w:sz="6" w:space="0" w:color="auto"/>
+              <w:left w:val="single" w:sz="6" w:space="0" w:color="auto"/>
+              <w:bottom w:val="single" w:sz="6" w:space="0" w:color="auto"/>
+              <w:right w:val="single" w:sz="6" w:space="0" w:color="auto"/>
+            </w:tcBorders>
+            <w:tcMar>
+              <w:top w:w="240" w:type="dxa"/>
+              <w:left w:w="0" w:type="dxa"/>
+              <w:bottom w:w="240" w:type="dxa"/>
+              <w:right w:w="180" w:type="dxa"/>
+            </w:tcMar>
+            <w:vAlign w:val="center"/>
+            <w:hideMark/>
+          </w:tcPr>
+          <w:p>
+            <w:pPr>
+              <w:rPr>
+                <w:color w:val="1F1F1F"/>
+              </w:rPr>
+            </w:pPr>
+            <w:r>
+              <w:rPr>
+                <w:rStyle w:val="Strong"/>
+                <w:color w:val="1F1F1F"/>
+                <w:bdr w:val="none" w:sz="0" w:space="0" w:color="auto" w:frame="1"/>
+              </w:rPr>
+              <w:t>Metric</w:t>
+            </w:r>
+          </w:p>
+        </w:tc>
+        <w:tc>
+          <w:tcPr>
+            <w:tcW w:w="0" w:type="auto"/>
+            <w:tcBorders>
+              <w:top w:val="single" w:sz="6" w:space="0" w:color="auto"/>
+              <w:left w:val="single" w:sz="6" w:space="0" w:color="auto"/>
+              <w:bottom w:val="single" w:sz="6" w:space="0" w:color="auto"/>
+              <w:right w:val="single" w:sz="6" w:space="0" w:color="auto"/>
+            </w:tcBorders>
+            <w:tcMar>
+              <w:top w:w="240" w:type="dxa"/>
+              <w:left w:w="0" w:type="dxa"/>
+              <w:bottom w:w="240" w:type="dxa"/>
+              <w:right w:w="180" w:type="dxa"/>
+            </w:tcMar>
+            <w:vAlign w:val="center"/>
+            <w:hideMark/>
+          </w:tcPr>
+          <w:p>
+            <w:pPr>
+              <w:rPr>
+                <w:color w:val="1F1F1F"/>
+              </w:rPr>
+            </w:pPr>
+            <w:r>
+              <w:rPr>
+                <w:rStyle w:val="Strong"/>
+                <w:color w:val="1F1F1F"/>
+                <w:bdr w:val="none" w:sz="0" w:space="0" w:color="auto" w:frame="1"/>
+              </w:rPr>
+              <w:t>Score</w:t>
+            </w:r>
+          </w:p>
+        </w:tc>
+        <w:tc>
+          <w:tcPr>
+            <w:tcW w:w="0" w:type="auto"/>
+            <w:tcBorders>
+              <w:top w:val="single" w:sz="6" w:space="0" w:color="auto"/>
+              <w:left w:val="single" w:sz="6" w:space="0" w:color="auto"/>
+              <w:bottom w:val="single" w:sz="6" w:space="0" w:color="auto"/>
+              <w:right w:val="single" w:sz="6" w:space="0" w:color="auto"/>
+            </w:tcBorders>
+            <w:tcMar>
+              <w:top w:w="240" w:type="dxa"/>
+              <w:left w:w="0" w:type="dxa"/>
+              <w:bottom w:w="240" w:type="dxa"/>
+              <w:right w:w="0" w:type="dxa"/>
+            </w:tcMar>
+            <w:vAlign w:val="center"/>
+            <w:hideMark/>
+          </w:tcPr>
+          <w:p>
+            <w:pPr>
+              <w:rPr>
+                <w:color w:val="1F1F1F"/>
+              </w:rPr>
+            </w:pPr>
+            <w:r>
+              <w:rPr>
+                <w:rStyle w:val="Strong"/>
+                <w:color w:val="1F1F1F"/>
+                <w:bdr w:val="none" w:sz="0" w:space="0" w:color="auto" w:frame="1"/>
+              </w:rPr>
+              <w:t>Definition</w:t>
+            </w:r>
+          </w:p>
+        </w:tc>
+      </w:tr>
+      <w:tr>
+        <w:trPr>
+          <w:tblCellSpacing w:w="15" w:type="dxa"/>
+        </w:trPr>
+        <w:tc>
+          <w:tcPr>
+            <w:tcW w:w="0" w:type="auto"/>
+            <w:tcBorders>
+              <w:top w:val="single" w:sz="6" w:space="0" w:color="auto"/>
+              <w:left w:val="single" w:sz="6" w:space="0" w:color="auto"/>
+              <w:bottom w:val="single" w:sz="6" w:space="0" w:color="auto"/>
+              <w:right w:val="single" w:sz="6" w:space="0" w:color="auto"/>
+            </w:tcBorders>
+            <w:tcMar>
+              <w:top w:w="240" w:type="dxa"/>
+              <w:left w:w="0" w:type="dxa"/>
+              <w:bottom w:w="240" w:type="dxa"/>
+              <w:right w:w="180" w:type="dxa"/>
+            </w:tcMar>
+            <w:vAlign w:val="center"/>
+            <w:hideMark/>
+          </w:tcPr>
+          <w:p>
+            <w:pPr>
+              <w:rPr>
+                <w:color w:val="1F1F1F"/>
+              </w:rPr>
+            </w:pPr>
+            <w:r>
+              <w:rPr>
+                <w:b/>
+                <w:bCs/>
+                <w:color w:val="1F1F1F"/>
+                <w:bdr w:val="none" w:sz="0" w:space="0" w:color="auto" w:frame="1"/>
+              </w:rPr>
+              <w:t>Accuracy</w:t>
+            </w:r>
+          </w:p>
+        </w:tc>
+        <w:tc>
+          <w:tcPr>
+            <w:tcW w:w="0" w:type="auto"/>
+            <w:tcBorders>
+              <w:top w:val="single" w:sz="6" w:space="0" w:color="auto"/>
+              <w:left w:val="single" w:sz="6" w:space="0" w:color="auto"/>
+              <w:bottom w:val="single" w:sz="6" w:space="0" w:color="auto"/>
+              <w:right w:val="single" w:sz="6" w:space="0" w:color="auto"/>
+            </w:tcBorders>
+            <w:tcMar>
+              <w:top w:w="240" w:type="dxa"/>
+              <w:left w:w="0" w:type="dxa"/>
+              <w:bottom w:w="240" w:type="dxa"/>
+              <w:right w:w="180" w:type="dxa"/>
+            </w:tcMar>
+            <w:vAlign w:val="center"/>
+            <w:hideMark/>
+          </w:tcPr>
+          <w:p>
+            <w:pPr>
+              <w:rPr>
+                <w:color w:val="1F1F1F"/>
+              </w:rPr>
+            </w:pPr>
+            <w:r>
+              <w:rPr>
+                <w:b/>
+                <w:bCs/>
+                <w:color w:val="1F1F1F"/>
+                <w:bdr w:val="none" w:sz="0" w:space="0" w:color="auto" w:frame="1"/>
+              </w:rPr>
+              <w:t>94.0%</w:t>
+            </w:r>
+          </w:p>
+        </w:tc>
+        <w:tc>
+          <w:tcPr>
+            <w:tcW w:w="0" w:type="auto"/>
+            <w:tcBorders>
+              <w:top w:val="single" w:sz="6" w:space="0" w:color="auto"/>
+              <w:left w:val="single" w:sz="6" w:space="0" w:color="auto"/>
+              <w:bottom w:val="single" w:sz="6" w:space="0" w:color="auto"/>
+              <w:right w:val="single" w:sz="6" w:space="0" w:color="auto"/>
+            </w:tcBorders>
+            <w:tcMar>
+              <w:top w:w="240" w:type="dxa"/>
+              <w:left w:w="0" w:type="dxa"/>
+              <w:bottom w:w="240" w:type="dxa"/>
+              <w:right w:w="0" w:type="dxa"/>
+            </w:tcMar>
+            <w:vAlign w:val="center"/>
+            <w:hideMark/>
+          </w:tcPr>
+          <w:p>
+            <w:pPr>
+              <w:pStyle w:val="NormalWeb"/>
+              <w:spacing w:after="0"/>
+              <w:rPr>
+                <w:color w:val="1F1F1F"/>
+              </w:rPr>
+            </w:pPr>
+            <w:r>
+              <w:rPr>
+                <w:rStyle w:val="citation-634"/>
+                <w:color w:val="1F1F1F"/>
+                <w:bdr w:val="none" w:sz="0" w:space="0" w:color="auto" w:frame="1"/>
+              </w:rPr>
+              <w:t>Overall percentage of correct fraud/safe predictions</w:t>
+            </w:r>
+            <w:r>
+              <w:rPr>
+                <w:color w:val="1F1F1F"/>
+                <w:bdr w:val="none" w:sz="0" w:space="0" w:color="auto" w:frame="1"/>
+              </w:rPr>
+              <w:t>.</w:t>
+            </w:r>
+          </w:p>
+        </w:tc>
+      </w:tr>
+      <w:tr>
+        <w:trPr>
+          <w:tblCellSpacing w:w="15" w:type="dxa"/>
+        </w:trPr>
+        <w:tc>
+          <w:tcPr>
+            <w:tcW w:w="0" w:type="auto"/>
+            <w:tcBorders>
+              <w:top w:val="single" w:sz="6" w:space="0" w:color="auto"/>
+              <w:left w:val="single" w:sz="6" w:space="0" w:color="auto"/>
+              <w:bottom w:val="single" w:sz="6" w:space="0" w:color="auto"/>
+              <w:right w:val="single" w:sz="6" w:space="0" w:color="auto"/>
+            </w:tcBorders>
+            <w:tcMar>
+              <w:top w:w="240" w:type="dxa"/>
+              <w:left w:w="0" w:type="dxa"/>
+              <w:bottom w:w="240" w:type="dxa"/>
+              <w:right w:w="180" w:type="dxa"/>
+            </w:tcMar>
+            <w:vAlign w:val="center"/>
+            <w:hideMark/>
+          </w:tcPr>
+          <w:p>
+            <w:pPr>
+              <w:rPr>
+                <w:color w:val="1F1F1F"/>
+              </w:rPr>
+            </w:pPr>
+            <w:r>
+              <w:rPr>
+                <w:b/>
+                <w:bCs/>
+                <w:color w:val="1F1F1F"/>
+                <w:bdr w:val="none" w:sz="0" w:space="0" w:color="auto" w:frame="1"/>
+              </w:rPr>
+              <w:t>Precision</w:t>
+            </w:r>
+          </w:p>
+        </w:tc>
+        <w:tc>
+          <w:tcPr>
+            <w:tcW w:w="0" w:type="auto"/>
+            <w:tcBorders>
+              <w:top w:val="single" w:sz="6" w:space="0" w:color="auto"/>
+              <w:left w:val="single" w:sz="6" w:space="0" w:color="auto"/>
+              <w:bottom w:val="single" w:sz="6" w:space="0" w:color="auto"/>
+              <w:right w:val="single" w:sz="6" w:space="0" w:color="auto"/>
+            </w:tcBorders>
+            <w:tcMar>
+              <w:top w:w="240" w:type="dxa"/>
+              <w:left w:w="0" w:type="dxa"/>
+              <w:bottom w:w="240" w:type="dxa"/>
+              <w:right w:w="180" w:type="dxa"/>
+            </w:tcMar>
+            <w:vAlign w:val="center"/>
+            <w:hideMark/>
+          </w:tcPr>
+          <w:p>
+            <w:pPr>
+              <w:rPr>
+                <w:color w:val="1F1F1F"/>
+              </w:rPr>
+            </w:pPr>
+            <w:r>
+              <w:rPr>
+                <w:b/>
+                <w:bCs/>
+                <w:color w:val="1F1F1F"/>
+                <w:bdr w:val="none" w:sz="0" w:space="0" w:color="auto" w:frame="1"/>
+              </w:rPr>
+              <w:t>91.2%</w:t>
+            </w:r>
+          </w:p>
+        </w:tc>
+        <w:tc>
+          <w:tcPr>
+            <w:tcW w:w="0" w:type="auto"/>
+            <w:tcBorders>
+              <w:top w:val="single" w:sz="6" w:space="0" w:color="auto"/>
+              <w:left w:val="single" w:sz="6" w:space="0" w:color="auto"/>
+              <w:bottom w:val="single" w:sz="6" w:space="0" w:color="auto"/>
+              <w:right w:val="single" w:sz="6" w:space="0" w:color="auto"/>
+            </w:tcBorders>
+            <w:tcMar>
+              <w:top w:w="240" w:type="dxa"/>
+              <w:left w:w="0" w:type="dxa"/>
+              <w:bottom w:w="240" w:type="dxa"/>
+              <w:right w:w="0" w:type="dxa"/>
+            </w:tcMar>
+            <w:vAlign w:val="center"/>
+            <w:hideMark/>
+          </w:tcPr>
+          <w:p>
+            <w:pPr>
+              <w:rPr>
+                <w:color w:val="1F1F1F"/>
+              </w:rPr>
+            </w:pPr>
+            <w:r>
+              <w:rPr>
+                <w:color w:val="1F1F1F"/>
+                <w:bdr w:val="none" w:sz="0" w:space="0" w:color="auto" w:frame="1"/>
+              </w:rPr>
+              <w:t>Reliability of the system when it flags a transaction as fraud.</w:t>
+            </w:r>
+          </w:p>
+        </w:tc>
+      </w:tr>
+      <w:tr>
+        <w:trPr>
+          <w:tblCellSpacing w:w="15" w:type="dxa"/>
+        </w:trPr>
+        <w:tc>
+          <w:tcPr>
+            <w:tcW w:w="0" w:type="auto"/>
+            <w:tcBorders>
+              <w:top w:val="single" w:sz="6" w:space="0" w:color="auto"/>
+              <w:left w:val="single" w:sz="6" w:space="0" w:color="auto"/>
+              <w:bottom w:val="single" w:sz="6" w:space="0" w:color="auto"/>
+              <w:right w:val="single" w:sz="6" w:space="0" w:color="auto"/>
+            </w:tcBorders>
+            <w:tcMar>
+              <w:top w:w="240" w:type="dxa"/>
+              <w:left w:w="0" w:type="dxa"/>
+              <w:bottom w:w="240" w:type="dxa"/>
+              <w:right w:w="180" w:type="dxa"/>
+            </w:tcMar>
+            <w:vAlign w:val="center"/>
+            <w:hideMark/>
+          </w:tcPr>
+          <w:p>
+            <w:pPr>
+              <w:rPr>
+                <w:color w:val="1F1F1F"/>
+              </w:rPr>
+            </w:pPr>
+            <w:r>
+              <w:rPr>
+                <w:b/>
+                <w:bCs/>
+                <w:color w:val="1F1F1F"/>
+                <w:bdr w:val="none" w:sz="0" w:space="0" w:color="auto" w:frame="1"/>
+              </w:rPr>
+              <w:t>Recall</w:t>
+            </w:r>
+          </w:p>
+        </w:tc>
+        <w:tc>
+          <w:tcPr>
+            <w:tcW w:w="0" w:type="auto"/>
+            <w:tcBorders>
+              <w:top w:val="single" w:sz="6" w:space="0" w:color="auto"/>
+              <w:left w:val="single" w:sz="6" w:space="0" w:color="auto"/>
+              <w:bottom w:val="single" w:sz="6" w:space="0" w:color="auto"/>
+              <w:right w:val="single" w:sz="6" w:space="0" w:color="auto"/>
+            </w:tcBorders>
+            <w:tcMar>
+              <w:top w:w="240" w:type="dxa"/>
+              <w:left w:w="0" w:type="dxa"/>
+              <w:bottom w:w="240" w:type="dxa"/>
+              <w:right w:w="180" w:type="dxa"/>
+            </w:tcMar>
+            <w:vAlign w:val="center"/>
+            <w:hideMark/>
+          </w:tcPr>
+          <w:p>
+            <w:pPr>
+              <w:rPr>
+                <w:color w:val="1F1F1F"/>
+              </w:rPr>
+            </w:pPr>
+            <w:r>
+              <w:rPr>
+                <w:b/>
+                <w:bCs/>
+                <w:color w:val="1F1F1F"/>
+                <w:bdr w:val="none" w:sz="0" w:space="0" w:color="auto" w:frame="1"/>
+              </w:rPr>
+              <w:t>89.5%</w:t>
+            </w:r>
+          </w:p>
+        </w:tc>
+        <w:tc>
+          <w:tcPr>
+            <w:tcW w:w="0" w:type="auto"/>
+            <w:tcBorders>
+              <w:top w:val="single" w:sz="6" w:space="0" w:color="auto"/>
+              <w:left w:val="single" w:sz="6" w:space="0" w:color="auto"/>
+              <w:bottom w:val="single" w:sz="6" w:space="0" w:color="auto"/>
+              <w:right w:val="single" w:sz="6" w:space="0" w:color="auto"/>
+            </w:tcBorders>
+            <w:tcMar>
+              <w:top w:w="240" w:type="dxa"/>
+              <w:left w:w="0" w:type="dxa"/>
+              <w:bottom w:w="240" w:type="dxa"/>
+              <w:right w:w="0" w:type="dxa"/>
+            </w:tcMar>
+            <w:vAlign w:val="center"/>
+            <w:hideMark/>
+          </w:tcPr>
+          <w:p>
+            <w:pPr>
+              <w:rPr>
+                <w:color w:val="1F1F1F"/>
+              </w:rPr>
+            </w:pPr>
+            <w:r>
+              <w:rPr>
+                <w:color w:val="1F1F1F"/>
+                <w:bdr w:val="none" w:sz="0" w:space="0" w:color="auto" w:frame="1"/>
+              </w:rPr>
+              <w:t>Ability of the system to catch all actual fraudulent attempts.</w:t>
+            </w:r>
+          </w:p>
+        </w:tc>
+      </w:tr>
+      <w:tr>
+        <w:trPr>
+          <w:tblCellSpacing w:w="15" w:type="dxa"/>
+        </w:trPr>
+        <w:tc>
+          <w:tcPr>
+            <w:tcW w:w="0" w:type="auto"/>
+            <w:tcBorders>
+              <w:top w:val="single" w:sz="6" w:space="0" w:color="auto"/>
+              <w:left w:val="single" w:sz="6" w:space="0" w:color="auto"/>
+              <w:bottom w:val="single" w:sz="6" w:space="0" w:color="auto"/>
+              <w:right w:val="single" w:sz="6" w:space="0" w:color="auto"/>
+            </w:tcBorders>
+            <w:tcMar>
+              <w:top w:w="240" w:type="dxa"/>
+              <w:left w:w="0" w:type="dxa"/>
+              <w:bottom w:w="240" w:type="dxa"/>
+              <w:right w:w="180" w:type="dxa"/>
+            </w:tcMar>
+            <w:vAlign w:val="center"/>
+            <w:hideMark/>
+          </w:tcPr>
+          <w:p>
+            <w:pPr>
+              <w:rPr>
+                <w:color w:val="1F1F1F"/>
+              </w:rPr>
+            </w:pPr>
+            <w:r>
+              <w:rPr>
+                <w:b/>
+                <w:bCs/>
+                <w:color w:val="1F1F1F"/>
+                <w:bdr w:val="none" w:sz="0" w:space="0" w:color="auto" w:frame="1"/>
+              </w:rPr>
+              <w:lastRenderedPageBreak/>
+              <w:t>F1-Score</w:t>
+            </w:r>
+          </w:p>
+        </w:tc>
+        <w:tc>
+          <w:tcPr>
+            <w:tcW w:w="0" w:type="auto"/>
+            <w:tcBorders>
+              <w:top w:val="single" w:sz="6" w:space="0" w:color="auto"/>
+              <w:left w:val="single" w:sz="6" w:space="0" w:color="auto"/>
+              <w:bottom w:val="single" w:sz="6" w:space="0" w:color="auto"/>
+              <w:right w:val="single" w:sz="6" w:space="0" w:color="auto"/>
+            </w:tcBorders>
+            <w:tcMar>
+              <w:top w:w="240" w:type="dxa"/>
+              <w:left w:w="0" w:type="dxa"/>
+              <w:bottom w:w="240" w:type="dxa"/>
+              <w:right w:w="180" w:type="dxa"/>
+            </w:tcMar>
+            <w:vAlign w:val="center"/>
+            <w:hideMark/>
+          </w:tcPr>
+          <w:p>
+            <w:pPr>
+              <w:rPr>
+                <w:color w:val="1F1F1F"/>
+              </w:rPr>
+            </w:pPr>
+            <w:r>
+              <w:rPr>
+                <w:b/>
+                <w:bCs/>
+                <w:color w:val="1F1F1F"/>
+                <w:bdr w:val="none" w:sz="0" w:space="0" w:color="auto" w:frame="1"/>
+              </w:rPr>
+              <w:t>0.90</w:t>
+            </w:r>
+          </w:p>
+        </w:tc>
+        <w:tc>
+          <w:tcPr>
+            <w:tcW w:w="0" w:type="auto"/>
+            <w:tcBorders>
+              <w:top w:val="single" w:sz="6" w:space="0" w:color="auto"/>
+              <w:left w:val="single" w:sz="6" w:space="0" w:color="auto"/>
+              <w:bottom w:val="single" w:sz="6" w:space="0" w:color="auto"/>
+              <w:right w:val="single" w:sz="6" w:space="0" w:color="auto"/>
+            </w:tcBorders>
+            <w:tcMar>
+              <w:top w:w="240" w:type="dxa"/>
+              <w:left w:w="0" w:type="dxa"/>
+              <w:bottom w:w="240" w:type="dxa"/>
+              <w:right w:w="0" w:type="dxa"/>
+            </w:tcMar>
+            <w:vAlign w:val="center"/>
+            <w:hideMark/>
+          </w:tcPr>
+          <w:p>
+            <w:pPr>
+              <w:rPr>
+                <w:color w:val="1F1F1F"/>
+              </w:rPr>
+            </w:pPr>
+            <w:r>
+              <w:rPr>
+                <w:color w:val="1F1F1F"/>
+                <w:bdr w:val="none" w:sz="0" w:space="0" w:color="auto" w:frame="1"/>
+              </w:rPr>
+              <w:t>The harmonic mean of Precision and Recall, indicating balanced performance.</w:t>
+            </w:r>
+          </w:p>
+        </w:tc>
+      </w:tr>
+    </w:tbl>
+    <w:p>
+      <w:pPr>
+        <w:pStyle w:val="Heading3"/>
+        <w:rPr>
+          <w:color w:val="1F1F1F"/>
+        </w:rPr>
+      </w:pPr>
+      <w:r>
+        <w:rPr>
+          <w:color w:val="1F1F1F"/>
+          <w:bdr w:val="none" w:sz="0" w:space="0" w:color="auto" w:frame="1"/>
+        </w:rPr>
+        <w:t>4.2 Performance Impact</w:t>
       </w:r>
     </w:p>
     <w:p>
@@ -1533,7 +2217,7 @@
         <w:pStyle w:val="NormalWeb"/>
         <w:numPr>
           <w:ilvl w:val="0"/>
-          <w:numId w:val="9"/>
+          <w:numId w:val="14"/>
         </w:numPr>
         <w:spacing w:after="0" w:afterAutospacing="0"/>
         <w:ind w:left="0"/>
@@ -1543,40 +2227,50 @@
       </w:pPr>
       <w:r>
         <w:rPr>
-          <w:rStyle w:val="citation-527"/>
+          <w:rStyle w:val="citation-633"/>
           <w:b/>
           <w:bCs/>
           <w:color w:val="1F1F1F"/>
           <w:bdr w:val="none" w:sz="0" w:space="0" w:color="auto" w:frame="1"/>
         </w:rPr>
-        <w:t>Detection Accuracy:</w:t>
-      </w:r>
-      <w:r>
-        <w:rPr>
-          <w:rStyle w:val="citation-527"/>
-          <w:color w:val="1F1F1F"/>
-          <w:bdr w:val="none" w:sz="0" w:space="0" w:color="auto" w:frame="1"/>
-        </w:rPr>
-        <w:t xml:space="preserve"> Achieved </w:t>
-      </w:r>
-      <w:r>
-        <w:rPr>
-          <w:rStyle w:val="citation-527"/>
+        <w:t>Response Time:</w:t>
+      </w:r>
+      <w:r>
+        <w:rPr>
+          <w:rStyle w:val="citation-633"/>
+          <w:color w:val="1F1F1F"/>
+          <w:bdr w:val="none" w:sz="0" w:space="0" w:color="auto" w:frame="1"/>
+        </w:rPr>
+        <w:t xml:space="preserve"> Initiates an auto-block within </w:t>
+      </w:r>
+      <w:r>
+        <w:rPr>
+          <w:rStyle w:val="citation-633"/>
           <w:b/>
           <w:bCs/>
           <w:color w:val="1F1F1F"/>
           <w:bdr w:val="none" w:sz="0" w:space="0" w:color="auto" w:frame="1"/>
         </w:rPr>
-        <w:t>94% accuracy</w:t>
-      </w:r>
-      <w:r>
-        <w:rPr>
-          <w:rStyle w:val="citation-527"/>
-          <w:color w:val="1F1F1F"/>
-          <w:bdr w:val="none" w:sz="0" w:space="0" w:color="auto" w:frame="1"/>
-        </w:rPr>
-        <w:t xml:space="preserve"> on localized test data</w:t>
-      </w:r>
+        <w:t>30 seconds</w:t>
+      </w:r>
+      <w:r>
+        <w:rPr>
+          <w:rStyle w:val="citation-633"/>
+          <w:color w:val="1F1F1F"/>
+          <w:bdr w:val="none" w:sz="0" w:space="0" w:color="auto" w:frame="1"/>
+        </w:rPr>
+        <w:t xml:space="preserve"> if no user response </w:t>
+      </w:r>
+      <w:proofErr w:type="gramStart"/>
+      <w:r>
+        <w:rPr>
+          <w:rStyle w:val="citation-633"/>
+          <w:color w:val="1F1F1F"/>
+          <w:bdr w:val="none" w:sz="0" w:space="0" w:color="auto" w:frame="1"/>
+        </w:rPr>
+        <w:t>is detected</w:t>
+      </w:r>
+      <w:proofErr w:type="gramEnd"/>
       <w:r>
         <w:rPr>
           <w:color w:val="1F1F1F"/>
@@ -1596,7 +2290,7 @@
         <w:pStyle w:val="NormalWeb"/>
         <w:numPr>
           <w:ilvl w:val="0"/>
-          <w:numId w:val="9"/>
+          <w:numId w:val="14"/>
         </w:numPr>
         <w:spacing w:after="0" w:afterAutospacing="0"/>
         <w:ind w:left="0"/>
@@ -1606,56 +2300,112 @@
       </w:pPr>
       <w:r>
         <w:rPr>
-          <w:rStyle w:val="citation-526"/>
           <w:b/>
           <w:bCs/>
           <w:color w:val="1F1F1F"/>
           <w:bdr w:val="none" w:sz="0" w:space="0" w:color="auto" w:frame="1"/>
         </w:rPr>
-        <w:t>Response Time:</w:t>
-      </w:r>
-      <w:r>
-        <w:rPr>
-          <w:rStyle w:val="citation-526"/>
-          <w:color w:val="1F1F1F"/>
-          <w:bdr w:val="none" w:sz="0" w:space="0" w:color="auto" w:frame="1"/>
-        </w:rPr>
-        <w:t xml:space="preserve"> Initiates an auto-block within </w:t>
-      </w:r>
-      <w:r>
-        <w:rPr>
-          <w:rStyle w:val="citation-526"/>
-          <w:b/>
-          <w:bCs/>
-          <w:color w:val="1F1F1F"/>
-          <w:bdr w:val="none" w:sz="0" w:space="0" w:color="auto" w:frame="1"/>
-        </w:rPr>
-        <w:t>30 seconds</w:t>
-      </w:r>
-      <w:r>
-        <w:rPr>
-          <w:rStyle w:val="citation-526"/>
-          <w:color w:val="1F1F1F"/>
-          <w:bdr w:val="none" w:sz="0" w:space="0" w:color="auto" w:frame="1"/>
-        </w:rPr>
-        <w:t xml:space="preserve"> if no user response </w:t>
-      </w:r>
-      <w:proofErr w:type="gramStart"/>
-      <w:r>
-        <w:rPr>
-          <w:rStyle w:val="citation-526"/>
-          <w:color w:val="1F1F1F"/>
-          <w:bdr w:val="none" w:sz="0" w:space="0" w:color="auto" w:frame="1"/>
-        </w:rPr>
-        <w:t>is detected</w:t>
-      </w:r>
-      <w:proofErr w:type="gramEnd"/>
+        <w:t>Economic Preservation:</w:t>
+      </w:r>
+      <w:r>
+        <w:rPr>
+          <w:color w:val="1F1F1F"/>
+          <w:bdr w:val="none" w:sz="0" w:space="0" w:color="auto" w:frame="1"/>
+        </w:rPr>
+        <w:t xml:space="preserve"> Potential to prevent </w:t>
+      </w:r>
+      <w:proofErr w:type="spellStart"/>
+      <w:r>
+        <w:rPr>
+          <w:color w:val="1F1F1F"/>
+          <w:bdr w:val="none" w:sz="0" w:space="0" w:color="auto" w:frame="1"/>
+        </w:rPr>
+        <w:t>Rs</w:t>
+      </w:r>
+      <w:proofErr w:type="spellEnd"/>
+      <w:r>
+        <w:rPr>
+          <w:color w:val="1F1F1F"/>
+          <w:bdr w:val="none" w:sz="0" w:space="0" w:color="auto" w:frame="1"/>
+        </w:rPr>
+        <w:t xml:space="preserve">. </w:t>
+      </w:r>
+      <w:r>
+        <w:rPr>
+          <w:rStyle w:val="citation-632"/>
+          <w:color w:val="1F1F1F"/>
+          <w:bdr w:val="none" w:sz="0" w:space="0" w:color="auto" w:frame="1"/>
+        </w:rPr>
+        <w:t>2.3T in annual fraud value</w:t>
+      </w:r>
       <w:r>
         <w:rPr>
           <w:color w:val="1F1F1F"/>
           <w:bdr w:val="none" w:sz="0" w:space="0" w:color="auto" w:frame="1"/>
         </w:rPr>
         <w:t>.</w:t>
+      </w:r>
+      <w:r>
+        <w:rPr>
+          <w:color w:val="1F1F1F"/>
+        </w:rPr>
+        <w:t xml:space="preserve"> </w:t>
+      </w:r>
+    </w:p>
+    <w:p>
+      <w:pPr>
+        <w:spacing w:after="120"/>
+        <w:rPr>
+          <w:color w:val="1F1F1F"/>
+        </w:rPr>
+      </w:pPr>
+      <w:r>
+        <w:rPr>
+          <w:color w:val="1F1F1F"/>
+        </w:rPr>
+        <w:pict>
+          <v:rect id="_x0000_i1053" style="width:0;height:1.5pt" o:hralign="center" o:hrstd="t" o:hrnoshade="t" o:hr="t" fillcolor="gray" stroked="f"/>
+        </w:pict>
+      </w:r>
+    </w:p>
+    <w:p>
+      <w:pPr>
+        <w:pStyle w:val="Heading2"/>
+        <w:spacing w:after="0" w:afterAutospacing="0"/>
+        <w:rPr>
+          <w:color w:val="1F1F1F"/>
+        </w:rPr>
+      </w:pPr>
+      <w:r>
+        <w:rPr>
+          <w:color w:val="1F1F1F"/>
+          <w:bdr w:val="none" w:sz="0" w:space="0" w:color="auto" w:frame="1"/>
+        </w:rPr>
+        <w:t>5. Discussion and Practical Applications</w:t>
+      </w:r>
+    </w:p>
+    <w:p>
+      <w:pPr>
+        <w:pStyle w:val="NormalWeb"/>
+        <w:spacing w:after="0" w:afterAutospacing="0"/>
+        <w:rPr>
+          <w:color w:val="1F1F1F"/>
+        </w:rPr>
+      </w:pPr>
+      <w:r>
+        <w:rPr>
+          <w:rStyle w:val="citation-631"/>
+          <w:color w:val="1F1F1F"/>
+          <w:bdr w:val="none" w:sz="0" w:space="0" w:color="auto" w:frame="1"/>
+        </w:rPr>
+        <w:t>The results support a systematic rebalancing of security protocols</w:t>
+      </w:r>
+      <w:r>
+        <w:rPr>
+          <w:color w:val="1F1F1F"/>
+          <w:bdr w:val="none" w:sz="0" w:space="0" w:color="auto" w:frame="1"/>
+        </w:rPr>
+        <w:t>:</w:t>
       </w:r>
       <w:r>
         <w:rPr>
@@ -1669,7 +2419,7 @@
         <w:pStyle w:val="NormalWeb"/>
         <w:numPr>
           <w:ilvl w:val="0"/>
-          <w:numId w:val="9"/>
+          <w:numId w:val="15"/>
         </w:numPr>
         <w:spacing w:after="0" w:afterAutospacing="0"/>
         <w:ind w:left="0"/>
@@ -1679,43 +2429,21 @@
       </w:pPr>
       <w:r>
         <w:rPr>
+          <w:rStyle w:val="citation-630"/>
           <w:b/>
           <w:bCs/>
           <w:color w:val="1F1F1F"/>
           <w:bdr w:val="none" w:sz="0" w:space="0" w:color="auto" w:frame="1"/>
         </w:rPr>
-        <w:t>Economic Preservation:</w:t>
-      </w:r>
-      <w:r>
-        <w:rPr>
-          <w:color w:val="1F1F1F"/>
-          <w:bdr w:val="none" w:sz="0" w:space="0" w:color="auto" w:frame="1"/>
-        </w:rPr>
-        <w:t xml:space="preserve"> Potential to prevent </w:t>
-      </w:r>
-      <w:proofErr w:type="spellStart"/>
-      <w:r>
-        <w:rPr>
-          <w:color w:val="1F1F1F"/>
-          <w:bdr w:val="none" w:sz="0" w:space="0" w:color="auto" w:frame="1"/>
-        </w:rPr>
-        <w:t>Rs</w:t>
-      </w:r>
-      <w:proofErr w:type="spellEnd"/>
-      <w:r>
-        <w:rPr>
-          <w:color w:val="1F1F1F"/>
-          <w:bdr w:val="none" w:sz="0" w:space="0" w:color="auto" w:frame="1"/>
-        </w:rPr>
-        <w:t xml:space="preserve">. </w:t>
-      </w:r>
-      <w:r>
-        <w:rPr>
-          <w:rStyle w:val="citation-525"/>
-          <w:color w:val="1F1F1F"/>
-          <w:bdr w:val="none" w:sz="0" w:space="0" w:color="auto" w:frame="1"/>
-        </w:rPr>
-        <w:t>2.3T in annual fraud value</w:t>
+        <w:t>Proactive Auto-Blocking:</w:t>
+      </w:r>
+      <w:r>
+        <w:rPr>
+          <w:rStyle w:val="citation-630"/>
+          <w:color w:val="1F1F1F"/>
+          <w:bdr w:val="none" w:sz="0" w:space="0" w:color="auto" w:frame="1"/>
+        </w:rPr>
+        <w:t xml:space="preserve"> Shifting from manual reports to AI-driven fund freezing</w:t>
       </w:r>
       <w:r>
         <w:rPr>
@@ -1723,68 +2451,6 @@
           <w:bdr w:val="none" w:sz="0" w:space="0" w:color="auto" w:frame="1"/>
         </w:rPr>
         <w:t>.</w:t>
-      </w:r>
-      <w:r>
-        <w:rPr>
-          <w:color w:val="1F1F1F"/>
-        </w:rPr>
-        <w:t xml:space="preserve"> </w:t>
-      </w:r>
-    </w:p>
-    <w:p>
-      <w:pPr>
-        <w:spacing w:after="120"/>
-        <w:rPr>
-          <w:color w:val="1F1F1F"/>
-        </w:rPr>
-      </w:pPr>
-      <w:r>
-        <w:rPr>
-          <w:color w:val="1F1F1F"/>
-        </w:rPr>
-        <w:pict>
-          <v:rect id="_x0000_i1032" style="width:0;height:1.5pt" o:hralign="center" o:hrstd="t" o:hrnoshade="t" o:hr="t" fillcolor="gray" stroked="f"/>
-        </w:pict>
-      </w:r>
-    </w:p>
-    <w:p>
-      <w:pPr>
-        <w:pStyle w:val="Heading2"/>
-        <w:spacing w:after="0" w:afterAutospacing="0"/>
-        <w:rPr>
-          <w:color w:val="1F1F1F"/>
-        </w:rPr>
-      </w:pPr>
-      <w:r>
-        <w:rPr>
-          <w:color w:val="1F1F1F"/>
-          <w:bdr w:val="none" w:sz="0" w:space="0" w:color="auto" w:frame="1"/>
-        </w:rPr>
-        <w:t>5. Discussion and Practical Applications</w:t>
-      </w:r>
-    </w:p>
-    <w:p>
-      <w:pPr>
-        <w:pStyle w:val="NormalWeb"/>
-        <w:spacing w:after="0" w:afterAutospacing="0"/>
-        <w:rPr>
-          <w:color w:val="1F1F1F"/>
-        </w:rPr>
-      </w:pPr>
-      <w:r>
-        <w:rPr>
-          <w:rStyle w:val="citation-524"/>
-          <w:color w:val="1F1F1F"/>
-          <w:bdr w:val="none" w:sz="0" w:space="0" w:color="auto" w:frame="1"/>
-        </w:rPr>
-        <w:t>The results support a systematic rebalancing of security protocols</w:t>
-      </w:r>
-      <w:r>
-        <w:rPr>
-          <w:color w:val="1F1F1F"/>
-          <w:bdr w:val="none" w:sz="0" w:space="0" w:color="auto" w:frame="1"/>
-        </w:rPr>
-        <w:t>:</w:t>
       </w:r>
       <w:r>
         <w:rPr>
@@ -1798,7 +2464,7 @@
         <w:pStyle w:val="NormalWeb"/>
         <w:numPr>
           <w:ilvl w:val="0"/>
-          <w:numId w:val="10"/>
+          <w:numId w:val="15"/>
         </w:numPr>
         <w:spacing w:after="0" w:afterAutospacing="0"/>
         <w:ind w:left="0"/>
@@ -1808,21 +2474,21 @@
       </w:pPr>
       <w:r>
         <w:rPr>
-          <w:rStyle w:val="citation-523"/>
+          <w:rStyle w:val="citation-629"/>
           <w:b/>
           <w:bCs/>
           <w:color w:val="1F1F1F"/>
           <w:bdr w:val="none" w:sz="0" w:space="0" w:color="auto" w:frame="1"/>
         </w:rPr>
-        <w:t>Proactive Auto-Blocking:</w:t>
-      </w:r>
-      <w:r>
-        <w:rPr>
-          <w:rStyle w:val="citation-523"/>
-          <w:color w:val="1F1F1F"/>
-          <w:bdr w:val="none" w:sz="0" w:space="0" w:color="auto" w:frame="1"/>
-        </w:rPr>
-        <w:t xml:space="preserve"> Shifting from manual reports to AI-driven fund freezing</w:t>
+        <w:t>FIA Collaboration:</w:t>
+      </w:r>
+      <w:r>
+        <w:rPr>
+          <w:rStyle w:val="citation-629"/>
+          <w:color w:val="1F1F1F"/>
+          <w:bdr w:val="none" w:sz="0" w:space="0" w:color="auto" w:frame="1"/>
+        </w:rPr>
+        <w:t xml:space="preserve"> Integrating full audit logs with the Cyber Crime Wing to improve conviction rates</w:t>
       </w:r>
       <w:r>
         <w:rPr>
@@ -1843,7 +2509,7 @@
         <w:pStyle w:val="NormalWeb"/>
         <w:numPr>
           <w:ilvl w:val="0"/>
-          <w:numId w:val="10"/>
+          <w:numId w:val="15"/>
         </w:numPr>
         <w:spacing w:after="0" w:afterAutospacing="0"/>
         <w:ind w:left="0"/>
@@ -1853,21 +2519,21 @@
       </w:pPr>
       <w:r>
         <w:rPr>
-          <w:rStyle w:val="citation-522"/>
+          <w:rStyle w:val="citation-628"/>
           <w:b/>
           <w:bCs/>
           <w:color w:val="1F1F1F"/>
           <w:bdr w:val="none" w:sz="0" w:space="0" w:color="auto" w:frame="1"/>
         </w:rPr>
-        <w:t>FIA Collaboration:</w:t>
-      </w:r>
-      <w:r>
-        <w:rPr>
-          <w:rStyle w:val="citation-522"/>
-          <w:color w:val="1F1F1F"/>
-          <w:bdr w:val="none" w:sz="0" w:space="0" w:color="auto" w:frame="1"/>
-        </w:rPr>
-        <w:t xml:space="preserve"> Integrating full audit logs with the Cyber Crime Wing to improve conviction rates</w:t>
+        <w:t>Demographic Sensitivity:</w:t>
+      </w:r>
+      <w:r>
+        <w:rPr>
+          <w:rStyle w:val="citation-628"/>
+          <w:color w:val="1F1F1F"/>
+          <w:bdr w:val="none" w:sz="0" w:space="0" w:color="auto" w:frame="1"/>
+        </w:rPr>
+        <w:t xml:space="preserve"> Tailoring security thresholds based on specific segment vulnerabilities (age/gender)</w:t>
       </w:r>
       <w:r>
         <w:rPr>
@@ -1885,169 +2551,123 @@
     </w:p>
     <w:p>
       <w:pPr>
+        <w:spacing w:after="120"/>
+        <w:rPr>
+          <w:color w:val="1F1F1F"/>
+        </w:rPr>
+      </w:pPr>
+      <w:r>
+        <w:rPr>
+          <w:color w:val="1F1F1F"/>
+        </w:rPr>
+        <w:pict>
+          <v:rect id="_x0000_i1054" style="width:0;height:1.5pt" o:hralign="center" o:hrstd="t" o:hrnoshade="t" o:hr="t" fillcolor="gray" stroked="f"/>
+        </w:pict>
+      </w:r>
+    </w:p>
+    <w:p>
+      <w:pPr>
+        <w:pStyle w:val="Heading2"/>
+        <w:spacing w:after="0" w:afterAutospacing="0"/>
+        <w:rPr>
+          <w:color w:val="1F1F1F"/>
+        </w:rPr>
+      </w:pPr>
+      <w:r>
+        <w:rPr>
+          <w:color w:val="1F1F1F"/>
+          <w:bdr w:val="none" w:sz="0" w:space="0" w:color="auto" w:frame="1"/>
+        </w:rPr>
+        <w:t>6. Conclusion</w:t>
+      </w:r>
+    </w:p>
+    <w:p>
+      <w:pPr>
         <w:pStyle w:val="NormalWeb"/>
-        <w:numPr>
-          <w:ilvl w:val="0"/>
-          <w:numId w:val="10"/>
-        </w:numPr>
         <w:spacing w:after="0" w:afterAutospacing="0"/>
-        <w:ind w:left="0"/>
-        <w:rPr>
-          <w:color w:val="1F1F1F"/>
-        </w:rPr>
-      </w:pPr>
-      <w:r>
-        <w:rPr>
-          <w:rStyle w:val="citation-521"/>
+        <w:rPr>
+          <w:color w:val="1F1F1F"/>
+        </w:rPr>
+      </w:pPr>
+      <w:proofErr w:type="spellStart"/>
+      <w:r>
+        <w:rPr>
+          <w:rStyle w:val="citation-627"/>
+          <w:color w:val="1F1F1F"/>
+          <w:bdr w:val="none" w:sz="0" w:space="0" w:color="auto" w:frame="1"/>
+        </w:rPr>
+        <w:t>WalletGuard</w:t>
+      </w:r>
+      <w:proofErr w:type="spellEnd"/>
+      <w:r>
+        <w:rPr>
+          <w:rStyle w:val="citation-627"/>
+          <w:color w:val="1F1F1F"/>
+          <w:bdr w:val="none" w:sz="0" w:space="0" w:color="auto" w:frame="1"/>
+        </w:rPr>
+        <w:t xml:space="preserve"> demonstrates a complete pipeline for protecting Pakistan's digital economy</w:t>
+      </w:r>
+      <w:r>
+        <w:rPr>
+          <w:color w:val="1F1F1F"/>
+          <w:bdr w:val="none" w:sz="0" w:space="0" w:color="auto" w:frame="1"/>
+        </w:rPr>
+        <w:t xml:space="preserve">. </w:t>
+      </w:r>
+      <w:r>
+        <w:rPr>
+          <w:rStyle w:val="citation-626"/>
+          <w:color w:val="1F1F1F"/>
+          <w:bdr w:val="none" w:sz="0" w:space="0" w:color="auto" w:frame="1"/>
+        </w:rPr>
+        <w:t>By introducing a critical 30-second intervention window powered by Random Forest analytics, the system provides a deployable foundation for systematic risk management</w:t>
+      </w:r>
+      <w:r>
+        <w:rPr>
+          <w:color w:val="1F1F1F"/>
+          <w:bdr w:val="none" w:sz="0" w:space="0" w:color="auto" w:frame="1"/>
+        </w:rPr>
+        <w:t xml:space="preserve">. </w:t>
+      </w:r>
+      <w:r>
+        <w:rPr>
+          <w:rStyle w:val="citation-625"/>
+          <w:color w:val="1F1F1F"/>
+          <w:bdr w:val="none" w:sz="0" w:space="0" w:color="auto" w:frame="1"/>
+        </w:rPr>
+        <w:t xml:space="preserve">Future work will explore </w:t>
+      </w:r>
+      <w:r>
+        <w:rPr>
+          <w:rStyle w:val="citation-625"/>
           <w:b/>
           <w:bCs/>
           <w:color w:val="1F1F1F"/>
           <w:bdr w:val="none" w:sz="0" w:space="0" w:color="auto" w:frame="1"/>
         </w:rPr>
-        <w:t>Demographic Sensitivity:</w:t>
-      </w:r>
-      <w:r>
-        <w:rPr>
-          <w:rStyle w:val="citation-521"/>
-          <w:color w:val="1F1F1F"/>
-          <w:bdr w:val="none" w:sz="0" w:space="0" w:color="auto" w:frame="1"/>
-        </w:rPr>
-        <w:t xml:space="preserve"> Tailoring security thresholds based on specific segment vulnerabilities (age/gender)</w:t>
-      </w:r>
-      <w:r>
-        <w:rPr>
-          <w:color w:val="1F1F1F"/>
-          <w:bdr w:val="none" w:sz="0" w:space="0" w:color="auto" w:frame="1"/>
-        </w:rPr>
-        <w:t>.</w:t>
-      </w:r>
-      <w:r>
-        <w:rPr>
-          <w:color w:val="1F1F1F"/>
-        </w:rPr>
-        <w:t xml:space="preserve"> </w:t>
-      </w:r>
-    </w:p>
-    <w:p>
-      <w:pPr>
-        <w:spacing w:after="120"/>
-        <w:rPr>
-          <w:color w:val="1F1F1F"/>
-        </w:rPr>
-      </w:pPr>
-      <w:r>
-        <w:rPr>
-          <w:color w:val="1F1F1F"/>
-        </w:rPr>
-        <w:pict>
-          <v:rect id="_x0000_i1033" style="width:0;height:1.5pt" o:hralign="center" o:hrstd="t" o:hrnoshade="t" o:hr="t" fillcolor="gray" stroked="f"/>
-        </w:pict>
-      </w:r>
-    </w:p>
-    <w:p>
-      <w:pPr>
-        <w:pStyle w:val="Heading2"/>
-        <w:spacing w:after="0" w:afterAutospacing="0"/>
-        <w:rPr>
-          <w:color w:val="1F1F1F"/>
-        </w:rPr>
-      </w:pPr>
-      <w:r>
-        <w:rPr>
-          <w:color w:val="1F1F1F"/>
-          <w:bdr w:val="none" w:sz="0" w:space="0" w:color="auto" w:frame="1"/>
-        </w:rPr>
-        <w:t>6. Conclusion</w:t>
-      </w:r>
-    </w:p>
-    <w:p>
-      <w:pPr>
-        <w:pStyle w:val="NormalWeb"/>
-        <w:spacing w:after="0" w:afterAutospacing="0"/>
-        <w:rPr>
-          <w:color w:val="1F1F1F"/>
-        </w:rPr>
-      </w:pPr>
-      <w:proofErr w:type="spellStart"/>
-      <w:r>
-        <w:rPr>
-          <w:rStyle w:val="citation-520"/>
-          <w:color w:val="1F1F1F"/>
-          <w:bdr w:val="none" w:sz="0" w:space="0" w:color="auto" w:frame="1"/>
-        </w:rPr>
-        <w:lastRenderedPageBreak/>
-        <w:t>WalletGuard</w:t>
-      </w:r>
-      <w:proofErr w:type="spellEnd"/>
-      <w:r>
-        <w:rPr>
-          <w:rStyle w:val="citation-520"/>
-          <w:color w:val="1F1F1F"/>
-          <w:bdr w:val="none" w:sz="0" w:space="0" w:color="auto" w:frame="1"/>
-        </w:rPr>
-        <w:t xml:space="preserve"> demonstrates a complete pipeline for protecting Pakistan's digital economy</w:t>
-      </w:r>
-      <w:r>
-        <w:rPr>
-          <w:color w:val="1F1F1F"/>
-          <w:bdr w:val="none" w:sz="0" w:space="0" w:color="auto" w:frame="1"/>
-        </w:rPr>
-        <w:t xml:space="preserve">. </w:t>
-      </w:r>
-      <w:r>
-        <w:rPr>
-          <w:rStyle w:val="citation-519"/>
-          <w:color w:val="1F1F1F"/>
-          <w:bdr w:val="none" w:sz="0" w:space="0" w:color="auto" w:frame="1"/>
-        </w:rPr>
-        <w:t>By introducing a critical 30-second intervention window, the system provides a deployable foundation for systematic risk management</w:t>
-      </w:r>
-      <w:r>
-        <w:rPr>
-          <w:color w:val="1F1F1F"/>
-          <w:bdr w:val="none" w:sz="0" w:space="0" w:color="auto" w:frame="1"/>
-        </w:rPr>
-        <w:t xml:space="preserve">. </w:t>
-      </w:r>
-      <w:r>
-        <w:rPr>
-          <w:rStyle w:val="citation-518"/>
-          <w:color w:val="1F1F1F"/>
-          <w:bdr w:val="none" w:sz="0" w:space="0" w:color="auto" w:frame="1"/>
-        </w:rPr>
-        <w:t xml:space="preserve">Future work will explore </w:t>
-      </w:r>
-      <w:r>
-        <w:rPr>
-          <w:rStyle w:val="citation-518"/>
+        <w:t>biometric integration</w:t>
+      </w:r>
+      <w:r>
+        <w:rPr>
+          <w:rStyle w:val="citation-625"/>
+          <w:color w:val="1F1F1F"/>
+          <w:bdr w:val="none" w:sz="0" w:space="0" w:color="auto" w:frame="1"/>
+        </w:rPr>
+        <w:t xml:space="preserve"> and </w:t>
+      </w:r>
+      <w:r>
+        <w:rPr>
+          <w:rStyle w:val="citation-625"/>
           <w:b/>
           <w:bCs/>
           <w:color w:val="1F1F1F"/>
           <w:bdr w:val="none" w:sz="0" w:space="0" w:color="auto" w:frame="1"/>
         </w:rPr>
-        <w:t>biometric integration</w:t>
-      </w:r>
-      <w:r>
-        <w:rPr>
-          <w:rStyle w:val="citation-518"/>
-          <w:color w:val="1F1F1F"/>
-          <w:bdr w:val="none" w:sz="0" w:space="0" w:color="auto" w:frame="1"/>
-        </w:rPr>
-        <w:t xml:space="preserve"> and </w:t>
-      </w:r>
-      <w:r>
-        <w:rPr>
-          <w:rStyle w:val="citation-518"/>
-          <w:b/>
-          <w:bCs/>
-          <w:color w:val="1F1F1F"/>
-          <w:bdr w:val="none" w:sz="0" w:space="0" w:color="auto" w:frame="1"/>
-        </w:rPr>
         <w:t>cross-bank network detection</w:t>
       </w:r>
       <w:r>
         <w:rPr>
-          <w:rStyle w:val="citation-518"/>
+          <w:rStyle w:val="citation-625"/>
           <w:color w:val="1F1F1F"/>
           <w:bdr w:val="none" w:sz="0" w:space="0" w:color="auto" w:frame="1"/>
         </w:rPr>
@@ -2056,7 +2676,7 @@
       <w:proofErr w:type="gramStart"/>
       <w:r>
         <w:rPr>
-          <w:rStyle w:val="citation-518"/>
+          <w:rStyle w:val="citation-625"/>
           <w:color w:val="1F1F1F"/>
           <w:bdr w:val="none" w:sz="0" w:space="0" w:color="auto" w:frame="1"/>
         </w:rPr>
@@ -2065,7 +2685,7 @@
       <w:proofErr w:type="gramEnd"/>
       <w:r>
         <w:rPr>
-          <w:rStyle w:val="citation-518"/>
+          <w:rStyle w:val="citation-625"/>
           <w:color w:val="1F1F1F"/>
           <w:bdr w:val="none" w:sz="0" w:space="0" w:color="auto" w:frame="1"/>
         </w:rPr>
@@ -2215,6 +2835,304 @@
     </w:lvl>
   </w:abstractNum>
   <w:abstractNum w:abstractNumId="1" w15:restartNumberingAfterBreak="0">
+    <w:nsid w:val="09B87CDF"/>
+    <w:multiLevelType w:val="multilevel"/>
+    <w:tmpl w:val="7264D284"/>
+    <w:lvl w:ilvl="0">
+      <w:start w:val="1"/>
+      <w:numFmt w:val="bullet"/>
+      <w:lvlText w:val=""/>
+      <w:lvlJc w:val="left"/>
+      <w:pPr>
+        <w:tabs>
+          <w:tab w:val="num" w:pos="720"/>
+        </w:tabs>
+        <w:ind w:left="720" w:hanging="360"/>
+      </w:pPr>
+      <w:rPr>
+        <w:rFonts w:ascii="Symbol" w:hAnsi="Symbol" w:hint="default"/>
+        <w:sz w:val="20"/>
+      </w:rPr>
+    </w:lvl>
+    <w:lvl w:ilvl="1" w:tentative="1">
+      <w:start w:val="1"/>
+      <w:numFmt w:val="bullet"/>
+      <w:lvlText w:val="o"/>
+      <w:lvlJc w:val="left"/>
+      <w:pPr>
+        <w:tabs>
+          <w:tab w:val="num" w:pos="1440"/>
+        </w:tabs>
+        <w:ind w:left="1440" w:hanging="360"/>
+      </w:pPr>
+      <w:rPr>
+        <w:rFonts w:ascii="Courier New" w:hAnsi="Courier New" w:hint="default"/>
+        <w:sz w:val="20"/>
+      </w:rPr>
+    </w:lvl>
+    <w:lvl w:ilvl="2" w:tentative="1">
+      <w:start w:val="1"/>
+      <w:numFmt w:val="bullet"/>
+      <w:lvlText w:val=""/>
+      <w:lvlJc w:val="left"/>
+      <w:pPr>
+        <w:tabs>
+          <w:tab w:val="num" w:pos="2160"/>
+        </w:tabs>
+        <w:ind w:left="2160" w:hanging="360"/>
+      </w:pPr>
+      <w:rPr>
+        <w:rFonts w:ascii="Wingdings" w:hAnsi="Wingdings" w:hint="default"/>
+        <w:sz w:val="20"/>
+      </w:rPr>
+    </w:lvl>
+    <w:lvl w:ilvl="3" w:tentative="1">
+      <w:start w:val="1"/>
+      <w:numFmt w:val="bullet"/>
+      <w:lvlText w:val=""/>
+      <w:lvlJc w:val="left"/>
+      <w:pPr>
+        <w:tabs>
+          <w:tab w:val="num" w:pos="2880"/>
+        </w:tabs>
+        <w:ind w:left="2880" w:hanging="360"/>
+      </w:pPr>
+      <w:rPr>
+        <w:rFonts w:ascii="Wingdings" w:hAnsi="Wingdings" w:hint="default"/>
+        <w:sz w:val="20"/>
+      </w:rPr>
+    </w:lvl>
+    <w:lvl w:ilvl="4" w:tentative="1">
+      <w:start w:val="1"/>
+      <w:numFmt w:val="bullet"/>
+      <w:lvlText w:val=""/>
+      <w:lvlJc w:val="left"/>
+      <w:pPr>
+        <w:tabs>
+          <w:tab w:val="num" w:pos="3600"/>
+        </w:tabs>
+        <w:ind w:left="3600" w:hanging="360"/>
+      </w:pPr>
+      <w:rPr>
+        <w:rFonts w:ascii="Wingdings" w:hAnsi="Wingdings" w:hint="default"/>
+        <w:sz w:val="20"/>
+      </w:rPr>
+    </w:lvl>
+    <w:lvl w:ilvl="5" w:tentative="1">
+      <w:start w:val="1"/>
+      <w:numFmt w:val="bullet"/>
+      <w:lvlText w:val=""/>
+      <w:lvlJc w:val="left"/>
+      <w:pPr>
+        <w:tabs>
+          <w:tab w:val="num" w:pos="4320"/>
+        </w:tabs>
+        <w:ind w:left="4320" w:hanging="360"/>
+      </w:pPr>
+      <w:rPr>
+        <w:rFonts w:ascii="Wingdings" w:hAnsi="Wingdings" w:hint="default"/>
+        <w:sz w:val="20"/>
+      </w:rPr>
+    </w:lvl>
+    <w:lvl w:ilvl="6" w:tentative="1">
+      <w:start w:val="1"/>
+      <w:numFmt w:val="bullet"/>
+      <w:lvlText w:val=""/>
+      <w:lvlJc w:val="left"/>
+      <w:pPr>
+        <w:tabs>
+          <w:tab w:val="num" w:pos="5040"/>
+        </w:tabs>
+        <w:ind w:left="5040" w:hanging="360"/>
+      </w:pPr>
+      <w:rPr>
+        <w:rFonts w:ascii="Wingdings" w:hAnsi="Wingdings" w:hint="default"/>
+        <w:sz w:val="20"/>
+      </w:rPr>
+    </w:lvl>
+    <w:lvl w:ilvl="7" w:tentative="1">
+      <w:start w:val="1"/>
+      <w:numFmt w:val="bullet"/>
+      <w:lvlText w:val=""/>
+      <w:lvlJc w:val="left"/>
+      <w:pPr>
+        <w:tabs>
+          <w:tab w:val="num" w:pos="5760"/>
+        </w:tabs>
+        <w:ind w:left="5760" w:hanging="360"/>
+      </w:pPr>
+      <w:rPr>
+        <w:rFonts w:ascii="Wingdings" w:hAnsi="Wingdings" w:hint="default"/>
+        <w:sz w:val="20"/>
+      </w:rPr>
+    </w:lvl>
+    <w:lvl w:ilvl="8" w:tentative="1">
+      <w:start w:val="1"/>
+      <w:numFmt w:val="bullet"/>
+      <w:lvlText w:val=""/>
+      <w:lvlJc w:val="left"/>
+      <w:pPr>
+        <w:tabs>
+          <w:tab w:val="num" w:pos="6480"/>
+        </w:tabs>
+        <w:ind w:left="6480" w:hanging="360"/>
+      </w:pPr>
+      <w:rPr>
+        <w:rFonts w:ascii="Wingdings" w:hAnsi="Wingdings" w:hint="default"/>
+        <w:sz w:val="20"/>
+      </w:rPr>
+    </w:lvl>
+  </w:abstractNum>
+  <w:abstractNum w:abstractNumId="2" w15:restartNumberingAfterBreak="0">
+    <w:nsid w:val="19DF4470"/>
+    <w:multiLevelType w:val="multilevel"/>
+    <w:tmpl w:val="975ACD5C"/>
+    <w:lvl w:ilvl="0">
+      <w:start w:val="1"/>
+      <w:numFmt w:val="bullet"/>
+      <w:lvlText w:val=""/>
+      <w:lvlJc w:val="left"/>
+      <w:pPr>
+        <w:tabs>
+          <w:tab w:val="num" w:pos="720"/>
+        </w:tabs>
+        <w:ind w:left="720" w:hanging="360"/>
+      </w:pPr>
+      <w:rPr>
+        <w:rFonts w:ascii="Symbol" w:hAnsi="Symbol" w:hint="default"/>
+        <w:sz w:val="20"/>
+      </w:rPr>
+    </w:lvl>
+    <w:lvl w:ilvl="1" w:tentative="1">
+      <w:start w:val="1"/>
+      <w:numFmt w:val="bullet"/>
+      <w:lvlText w:val="o"/>
+      <w:lvlJc w:val="left"/>
+      <w:pPr>
+        <w:tabs>
+          <w:tab w:val="num" w:pos="1440"/>
+        </w:tabs>
+        <w:ind w:left="1440" w:hanging="360"/>
+      </w:pPr>
+      <w:rPr>
+        <w:rFonts w:ascii="Courier New" w:hAnsi="Courier New" w:hint="default"/>
+        <w:sz w:val="20"/>
+      </w:rPr>
+    </w:lvl>
+    <w:lvl w:ilvl="2" w:tentative="1">
+      <w:start w:val="1"/>
+      <w:numFmt w:val="bullet"/>
+      <w:lvlText w:val=""/>
+      <w:lvlJc w:val="left"/>
+      <w:pPr>
+        <w:tabs>
+          <w:tab w:val="num" w:pos="2160"/>
+        </w:tabs>
+        <w:ind w:left="2160" w:hanging="360"/>
+      </w:pPr>
+      <w:rPr>
+        <w:rFonts w:ascii="Wingdings" w:hAnsi="Wingdings" w:hint="default"/>
+        <w:sz w:val="20"/>
+      </w:rPr>
+    </w:lvl>
+    <w:lvl w:ilvl="3" w:tentative="1">
+      <w:start w:val="1"/>
+      <w:numFmt w:val="bullet"/>
+      <w:lvlText w:val=""/>
+      <w:lvlJc w:val="left"/>
+      <w:pPr>
+        <w:tabs>
+          <w:tab w:val="num" w:pos="2880"/>
+        </w:tabs>
+        <w:ind w:left="2880" w:hanging="360"/>
+      </w:pPr>
+      <w:rPr>
+        <w:rFonts w:ascii="Wingdings" w:hAnsi="Wingdings" w:hint="default"/>
+        <w:sz w:val="20"/>
+      </w:rPr>
+    </w:lvl>
+    <w:lvl w:ilvl="4" w:tentative="1">
+      <w:start w:val="1"/>
+      <w:numFmt w:val="bullet"/>
+      <w:lvlText w:val=""/>
+      <w:lvlJc w:val="left"/>
+      <w:pPr>
+        <w:tabs>
+          <w:tab w:val="num" w:pos="3600"/>
+        </w:tabs>
+        <w:ind w:left="3600" w:hanging="360"/>
+      </w:pPr>
+      <w:rPr>
+        <w:rFonts w:ascii="Wingdings" w:hAnsi="Wingdings" w:hint="default"/>
+        <w:sz w:val="20"/>
+      </w:rPr>
+    </w:lvl>
+    <w:lvl w:ilvl="5" w:tentative="1">
+      <w:start w:val="1"/>
+      <w:numFmt w:val="bullet"/>
+      <w:lvlText w:val=""/>
+      <w:lvlJc w:val="left"/>
+      <w:pPr>
+        <w:tabs>
+          <w:tab w:val="num" w:pos="4320"/>
+        </w:tabs>
+        <w:ind w:left="4320" w:hanging="360"/>
+      </w:pPr>
+      <w:rPr>
+        <w:rFonts w:ascii="Wingdings" w:hAnsi="Wingdings" w:hint="default"/>
+        <w:sz w:val="20"/>
+      </w:rPr>
+    </w:lvl>
+    <w:lvl w:ilvl="6" w:tentative="1">
+      <w:start w:val="1"/>
+      <w:numFmt w:val="bullet"/>
+      <w:lvlText w:val=""/>
+      <w:lvlJc w:val="left"/>
+      <w:pPr>
+        <w:tabs>
+          <w:tab w:val="num" w:pos="5040"/>
+        </w:tabs>
+        <w:ind w:left="5040" w:hanging="360"/>
+      </w:pPr>
+      <w:rPr>
+        <w:rFonts w:ascii="Wingdings" w:hAnsi="Wingdings" w:hint="default"/>
+        <w:sz w:val="20"/>
+      </w:rPr>
+    </w:lvl>
+    <w:lvl w:ilvl="7" w:tentative="1">
+      <w:start w:val="1"/>
+      <w:numFmt w:val="bullet"/>
+      <w:lvlText w:val=""/>
+      <w:lvlJc w:val="left"/>
+      <w:pPr>
+        <w:tabs>
+          <w:tab w:val="num" w:pos="5760"/>
+        </w:tabs>
+        <w:ind w:left="5760" w:hanging="360"/>
+      </w:pPr>
+      <w:rPr>
+        <w:rFonts w:ascii="Wingdings" w:hAnsi="Wingdings" w:hint="default"/>
+        <w:sz w:val="20"/>
+      </w:rPr>
+    </w:lvl>
+    <w:lvl w:ilvl="8" w:tentative="1">
+      <w:start w:val="1"/>
+      <w:numFmt w:val="bullet"/>
+      <w:lvlText w:val=""/>
+      <w:lvlJc w:val="left"/>
+      <w:pPr>
+        <w:tabs>
+          <w:tab w:val="num" w:pos="6480"/>
+        </w:tabs>
+        <w:ind w:left="6480" w:hanging="360"/>
+      </w:pPr>
+      <w:rPr>
+        <w:rFonts w:ascii="Wingdings" w:hAnsi="Wingdings" w:hint="default"/>
+        <w:sz w:val="20"/>
+      </w:rPr>
+    </w:lvl>
+  </w:abstractNum>
+  <w:abstractNum w:abstractNumId="3" w15:restartNumberingAfterBreak="0">
     <w:nsid w:val="1C9E17E4"/>
     <w:multiLevelType w:val="multilevel"/>
     <w:tmpl w:val="89C48D20"/>
@@ -2363,7 +3281,156 @@
       </w:rPr>
     </w:lvl>
   </w:abstractNum>
-  <w:abstractNum w:abstractNumId="2" w15:restartNumberingAfterBreak="0">
+  <w:abstractNum w:abstractNumId="4" w15:restartNumberingAfterBreak="0">
+    <w:nsid w:val="21590B7A"/>
+    <w:multiLevelType w:val="multilevel"/>
+    <w:tmpl w:val="CC3801BE"/>
+    <w:lvl w:ilvl="0">
+      <w:start w:val="1"/>
+      <w:numFmt w:val="bullet"/>
+      <w:lvlText w:val=""/>
+      <w:lvlJc w:val="left"/>
+      <w:pPr>
+        <w:tabs>
+          <w:tab w:val="num" w:pos="720"/>
+        </w:tabs>
+        <w:ind w:left="720" w:hanging="360"/>
+      </w:pPr>
+      <w:rPr>
+        <w:rFonts w:ascii="Symbol" w:hAnsi="Symbol" w:hint="default"/>
+        <w:sz w:val="20"/>
+      </w:rPr>
+    </w:lvl>
+    <w:lvl w:ilvl="1" w:tentative="1">
+      <w:start w:val="1"/>
+      <w:numFmt w:val="bullet"/>
+      <w:lvlText w:val="o"/>
+      <w:lvlJc w:val="left"/>
+      <w:pPr>
+        <w:tabs>
+          <w:tab w:val="num" w:pos="1440"/>
+        </w:tabs>
+        <w:ind w:left="1440" w:hanging="360"/>
+      </w:pPr>
+      <w:rPr>
+        <w:rFonts w:ascii="Courier New" w:hAnsi="Courier New" w:hint="default"/>
+        <w:sz w:val="20"/>
+      </w:rPr>
+    </w:lvl>
+    <w:lvl w:ilvl="2" w:tentative="1">
+      <w:start w:val="1"/>
+      <w:numFmt w:val="bullet"/>
+      <w:lvlText w:val=""/>
+      <w:lvlJc w:val="left"/>
+      <w:pPr>
+        <w:tabs>
+          <w:tab w:val="num" w:pos="2160"/>
+        </w:tabs>
+        <w:ind w:left="2160" w:hanging="360"/>
+      </w:pPr>
+      <w:rPr>
+        <w:rFonts w:ascii="Wingdings" w:hAnsi="Wingdings" w:hint="default"/>
+        <w:sz w:val="20"/>
+      </w:rPr>
+    </w:lvl>
+    <w:lvl w:ilvl="3" w:tentative="1">
+      <w:start w:val="1"/>
+      <w:numFmt w:val="bullet"/>
+      <w:lvlText w:val=""/>
+      <w:lvlJc w:val="left"/>
+      <w:pPr>
+        <w:tabs>
+          <w:tab w:val="num" w:pos="2880"/>
+        </w:tabs>
+        <w:ind w:left="2880" w:hanging="360"/>
+      </w:pPr>
+      <w:rPr>
+        <w:rFonts w:ascii="Wingdings" w:hAnsi="Wingdings" w:hint="default"/>
+        <w:sz w:val="20"/>
+      </w:rPr>
+    </w:lvl>
+    <w:lvl w:ilvl="4" w:tentative="1">
+      <w:start w:val="1"/>
+      <w:numFmt w:val="bullet"/>
+      <w:lvlText w:val=""/>
+      <w:lvlJc w:val="left"/>
+      <w:pPr>
+        <w:tabs>
+          <w:tab w:val="num" w:pos="3600"/>
+        </w:tabs>
+        <w:ind w:left="3600" w:hanging="360"/>
+      </w:pPr>
+      <w:rPr>
+        <w:rFonts w:ascii="Wingdings" w:hAnsi="Wingdings" w:hint="default"/>
+        <w:sz w:val="20"/>
+      </w:rPr>
+    </w:lvl>
+    <w:lvl w:ilvl="5" w:tentative="1">
+      <w:start w:val="1"/>
+      <w:numFmt w:val="bullet"/>
+      <w:lvlText w:val=""/>
+      <w:lvlJc w:val="left"/>
+      <w:pPr>
+        <w:tabs>
+          <w:tab w:val="num" w:pos="4320"/>
+        </w:tabs>
+        <w:ind w:left="4320" w:hanging="360"/>
+      </w:pPr>
+      <w:rPr>
+        <w:rFonts w:ascii="Wingdings" w:hAnsi="Wingdings" w:hint="default"/>
+        <w:sz w:val="20"/>
+      </w:rPr>
+    </w:lvl>
+    <w:lvl w:ilvl="6" w:tentative="1">
+      <w:start w:val="1"/>
+      <w:numFmt w:val="bullet"/>
+      <w:lvlText w:val=""/>
+      <w:lvlJc w:val="left"/>
+      <w:pPr>
+        <w:tabs>
+          <w:tab w:val="num" w:pos="5040"/>
+        </w:tabs>
+        <w:ind w:left="5040" w:hanging="360"/>
+      </w:pPr>
+      <w:rPr>
+        <w:rFonts w:ascii="Wingdings" w:hAnsi="Wingdings" w:hint="default"/>
+        <w:sz w:val="20"/>
+      </w:rPr>
+    </w:lvl>
+    <w:lvl w:ilvl="7" w:tentative="1">
+      <w:start w:val="1"/>
+      <w:numFmt w:val="bullet"/>
+      <w:lvlText w:val=""/>
+      <w:lvlJc w:val="left"/>
+      <w:pPr>
+        <w:tabs>
+          <w:tab w:val="num" w:pos="5760"/>
+        </w:tabs>
+        <w:ind w:left="5760" w:hanging="360"/>
+      </w:pPr>
+      <w:rPr>
+        <w:rFonts w:ascii="Wingdings" w:hAnsi="Wingdings" w:hint="default"/>
+        <w:sz w:val="20"/>
+      </w:rPr>
+    </w:lvl>
+    <w:lvl w:ilvl="8" w:tentative="1">
+      <w:start w:val="1"/>
+      <w:numFmt w:val="bullet"/>
+      <w:lvlText w:val=""/>
+      <w:lvlJc w:val="left"/>
+      <w:pPr>
+        <w:tabs>
+          <w:tab w:val="num" w:pos="6480"/>
+        </w:tabs>
+        <w:ind w:left="6480" w:hanging="360"/>
+      </w:pPr>
+      <w:rPr>
+        <w:rFonts w:ascii="Wingdings" w:hAnsi="Wingdings" w:hint="default"/>
+        <w:sz w:val="20"/>
+      </w:rPr>
+    </w:lvl>
+  </w:abstractNum>
+  <w:abstractNum w:abstractNumId="5" w15:restartNumberingAfterBreak="0">
     <w:nsid w:val="29AA1D07"/>
     <w:multiLevelType w:val="multilevel"/>
     <w:tmpl w:val="98F69AD2"/>
@@ -2512,7 +3579,7 @@
       </w:rPr>
     </w:lvl>
   </w:abstractNum>
-  <w:abstractNum w:abstractNumId="3" w15:restartNumberingAfterBreak="0">
+  <w:abstractNum w:abstractNumId="6" w15:restartNumberingAfterBreak="0">
     <w:nsid w:val="38F96516"/>
     <w:multiLevelType w:val="multilevel"/>
     <w:tmpl w:val="7CE847E4"/>
@@ -2661,7 +3728,7 @@
       </w:rPr>
     </w:lvl>
   </w:abstractNum>
-  <w:abstractNum w:abstractNumId="4" w15:restartNumberingAfterBreak="0">
+  <w:abstractNum w:abstractNumId="7" w15:restartNumberingAfterBreak="0">
     <w:nsid w:val="390248AD"/>
     <w:multiLevelType w:val="multilevel"/>
     <w:tmpl w:val="C124F684"/>
@@ -2810,7 +3877,7 @@
       </w:rPr>
     </w:lvl>
   </w:abstractNum>
-  <w:abstractNum w:abstractNumId="5" w15:restartNumberingAfterBreak="0">
+  <w:abstractNum w:abstractNumId="8" w15:restartNumberingAfterBreak="0">
     <w:nsid w:val="431E29EF"/>
     <w:multiLevelType w:val="multilevel"/>
     <w:tmpl w:val="DCC061E6"/>
@@ -2959,7 +4026,156 @@
       </w:rPr>
     </w:lvl>
   </w:abstractNum>
-  <w:abstractNum w:abstractNumId="6" w15:restartNumberingAfterBreak="0">
+  <w:abstractNum w:abstractNumId="9" w15:restartNumberingAfterBreak="0">
+    <w:nsid w:val="566076B0"/>
+    <w:multiLevelType w:val="multilevel"/>
+    <w:tmpl w:val="24508BB0"/>
+    <w:lvl w:ilvl="0">
+      <w:start w:val="1"/>
+      <w:numFmt w:val="bullet"/>
+      <w:lvlText w:val=""/>
+      <w:lvlJc w:val="left"/>
+      <w:pPr>
+        <w:tabs>
+          <w:tab w:val="num" w:pos="720"/>
+        </w:tabs>
+        <w:ind w:left="720" w:hanging="360"/>
+      </w:pPr>
+      <w:rPr>
+        <w:rFonts w:ascii="Symbol" w:hAnsi="Symbol" w:hint="default"/>
+        <w:sz w:val="20"/>
+      </w:rPr>
+    </w:lvl>
+    <w:lvl w:ilvl="1" w:tentative="1">
+      <w:start w:val="1"/>
+      <w:numFmt w:val="bullet"/>
+      <w:lvlText w:val="o"/>
+      <w:lvlJc w:val="left"/>
+      <w:pPr>
+        <w:tabs>
+          <w:tab w:val="num" w:pos="1440"/>
+        </w:tabs>
+        <w:ind w:left="1440" w:hanging="360"/>
+      </w:pPr>
+      <w:rPr>
+        <w:rFonts w:ascii="Courier New" w:hAnsi="Courier New" w:hint="default"/>
+        <w:sz w:val="20"/>
+      </w:rPr>
+    </w:lvl>
+    <w:lvl w:ilvl="2" w:tentative="1">
+      <w:start w:val="1"/>
+      <w:numFmt w:val="bullet"/>
+      <w:lvlText w:val=""/>
+      <w:lvlJc w:val="left"/>
+      <w:pPr>
+        <w:tabs>
+          <w:tab w:val="num" w:pos="2160"/>
+        </w:tabs>
+        <w:ind w:left="2160" w:hanging="360"/>
+      </w:pPr>
+      <w:rPr>
+        <w:rFonts w:ascii="Wingdings" w:hAnsi="Wingdings" w:hint="default"/>
+        <w:sz w:val="20"/>
+      </w:rPr>
+    </w:lvl>
+    <w:lvl w:ilvl="3" w:tentative="1">
+      <w:start w:val="1"/>
+      <w:numFmt w:val="bullet"/>
+      <w:lvlText w:val=""/>
+      <w:lvlJc w:val="left"/>
+      <w:pPr>
+        <w:tabs>
+          <w:tab w:val="num" w:pos="2880"/>
+        </w:tabs>
+        <w:ind w:left="2880" w:hanging="360"/>
+      </w:pPr>
+      <w:rPr>
+        <w:rFonts w:ascii="Wingdings" w:hAnsi="Wingdings" w:hint="default"/>
+        <w:sz w:val="20"/>
+      </w:rPr>
+    </w:lvl>
+    <w:lvl w:ilvl="4" w:tentative="1">
+      <w:start w:val="1"/>
+      <w:numFmt w:val="bullet"/>
+      <w:lvlText w:val=""/>
+      <w:lvlJc w:val="left"/>
+      <w:pPr>
+        <w:tabs>
+          <w:tab w:val="num" w:pos="3600"/>
+        </w:tabs>
+        <w:ind w:left="3600" w:hanging="360"/>
+      </w:pPr>
+      <w:rPr>
+        <w:rFonts w:ascii="Wingdings" w:hAnsi="Wingdings" w:hint="default"/>
+        <w:sz w:val="20"/>
+      </w:rPr>
+    </w:lvl>
+    <w:lvl w:ilvl="5" w:tentative="1">
+      <w:start w:val="1"/>
+      <w:numFmt w:val="bullet"/>
+      <w:lvlText w:val=""/>
+      <w:lvlJc w:val="left"/>
+      <w:pPr>
+        <w:tabs>
+          <w:tab w:val="num" w:pos="4320"/>
+        </w:tabs>
+        <w:ind w:left="4320" w:hanging="360"/>
+      </w:pPr>
+      <w:rPr>
+        <w:rFonts w:ascii="Wingdings" w:hAnsi="Wingdings" w:hint="default"/>
+        <w:sz w:val="20"/>
+      </w:rPr>
+    </w:lvl>
+    <w:lvl w:ilvl="6" w:tentative="1">
+      <w:start w:val="1"/>
+      <w:numFmt w:val="bullet"/>
+      <w:lvlText w:val=""/>
+      <w:lvlJc w:val="left"/>
+      <w:pPr>
+        <w:tabs>
+          <w:tab w:val="num" w:pos="5040"/>
+        </w:tabs>
+        <w:ind w:left="5040" w:hanging="360"/>
+      </w:pPr>
+      <w:rPr>
+        <w:rFonts w:ascii="Wingdings" w:hAnsi="Wingdings" w:hint="default"/>
+        <w:sz w:val="20"/>
+      </w:rPr>
+    </w:lvl>
+    <w:lvl w:ilvl="7" w:tentative="1">
+      <w:start w:val="1"/>
+      <w:numFmt w:val="bullet"/>
+      <w:lvlText w:val=""/>
+      <w:lvlJc w:val="left"/>
+      <w:pPr>
+        <w:tabs>
+          <w:tab w:val="num" w:pos="5760"/>
+        </w:tabs>
+        <w:ind w:left="5760" w:hanging="360"/>
+      </w:pPr>
+      <w:rPr>
+        <w:rFonts w:ascii="Wingdings" w:hAnsi="Wingdings" w:hint="default"/>
+        <w:sz w:val="20"/>
+      </w:rPr>
+    </w:lvl>
+    <w:lvl w:ilvl="8" w:tentative="1">
+      <w:start w:val="1"/>
+      <w:numFmt w:val="bullet"/>
+      <w:lvlText w:val=""/>
+      <w:lvlJc w:val="left"/>
+      <w:pPr>
+        <w:tabs>
+          <w:tab w:val="num" w:pos="6480"/>
+        </w:tabs>
+        <w:ind w:left="6480" w:hanging="360"/>
+      </w:pPr>
+      <w:rPr>
+        <w:rFonts w:ascii="Wingdings" w:hAnsi="Wingdings" w:hint="default"/>
+        <w:sz w:val="20"/>
+      </w:rPr>
+    </w:lvl>
+  </w:abstractNum>
+  <w:abstractNum w:abstractNumId="10" w15:restartNumberingAfterBreak="0">
     <w:nsid w:val="5BFD2FD5"/>
     <w:multiLevelType w:val="multilevel"/>
     <w:tmpl w:val="51940FCA"/>
@@ -3108,7 +4324,7 @@
       </w:rPr>
     </w:lvl>
   </w:abstractNum>
-  <w:abstractNum w:abstractNumId="7" w15:restartNumberingAfterBreak="0">
+  <w:abstractNum w:abstractNumId="11" w15:restartNumberingAfterBreak="0">
     <w:nsid w:val="66801676"/>
     <w:multiLevelType w:val="multilevel"/>
     <w:tmpl w:val="A9F23E98"/>
@@ -3257,7 +4473,7 @@
       </w:rPr>
     </w:lvl>
   </w:abstractNum>
-  <w:abstractNum w:abstractNumId="8" w15:restartNumberingAfterBreak="0">
+  <w:abstractNum w:abstractNumId="12" w15:restartNumberingAfterBreak="0">
     <w:nsid w:val="69D261CE"/>
     <w:multiLevelType w:val="multilevel"/>
     <w:tmpl w:val="B5AC0E88"/>
@@ -3406,7 +4622,156 @@
       </w:rPr>
     </w:lvl>
   </w:abstractNum>
-  <w:abstractNum w:abstractNumId="9" w15:restartNumberingAfterBreak="0">
+  <w:abstractNum w:abstractNumId="13" w15:restartNumberingAfterBreak="0">
+    <w:nsid w:val="6BA02A25"/>
+    <w:multiLevelType w:val="multilevel"/>
+    <w:tmpl w:val="24CCF916"/>
+    <w:lvl w:ilvl="0">
+      <w:start w:val="1"/>
+      <w:numFmt w:val="bullet"/>
+      <w:lvlText w:val=""/>
+      <w:lvlJc w:val="left"/>
+      <w:pPr>
+        <w:tabs>
+          <w:tab w:val="num" w:pos="720"/>
+        </w:tabs>
+        <w:ind w:left="720" w:hanging="360"/>
+      </w:pPr>
+      <w:rPr>
+        <w:rFonts w:ascii="Symbol" w:hAnsi="Symbol" w:hint="default"/>
+        <w:sz w:val="20"/>
+      </w:rPr>
+    </w:lvl>
+    <w:lvl w:ilvl="1" w:tentative="1">
+      <w:start w:val="1"/>
+      <w:numFmt w:val="bullet"/>
+      <w:lvlText w:val="o"/>
+      <w:lvlJc w:val="left"/>
+      <w:pPr>
+        <w:tabs>
+          <w:tab w:val="num" w:pos="1440"/>
+        </w:tabs>
+        <w:ind w:left="1440" w:hanging="360"/>
+      </w:pPr>
+      <w:rPr>
+        <w:rFonts w:ascii="Courier New" w:hAnsi="Courier New" w:hint="default"/>
+        <w:sz w:val="20"/>
+      </w:rPr>
+    </w:lvl>
+    <w:lvl w:ilvl="2" w:tentative="1">
+      <w:start w:val="1"/>
+      <w:numFmt w:val="bullet"/>
+      <w:lvlText w:val=""/>
+      <w:lvlJc w:val="left"/>
+      <w:pPr>
+        <w:tabs>
+          <w:tab w:val="num" w:pos="2160"/>
+        </w:tabs>
+        <w:ind w:left="2160" w:hanging="360"/>
+      </w:pPr>
+      <w:rPr>
+        <w:rFonts w:ascii="Wingdings" w:hAnsi="Wingdings" w:hint="default"/>
+        <w:sz w:val="20"/>
+      </w:rPr>
+    </w:lvl>
+    <w:lvl w:ilvl="3" w:tentative="1">
+      <w:start w:val="1"/>
+      <w:numFmt w:val="bullet"/>
+      <w:lvlText w:val=""/>
+      <w:lvlJc w:val="left"/>
+      <w:pPr>
+        <w:tabs>
+          <w:tab w:val="num" w:pos="2880"/>
+        </w:tabs>
+        <w:ind w:left="2880" w:hanging="360"/>
+      </w:pPr>
+      <w:rPr>
+        <w:rFonts w:ascii="Wingdings" w:hAnsi="Wingdings" w:hint="default"/>
+        <w:sz w:val="20"/>
+      </w:rPr>
+    </w:lvl>
+    <w:lvl w:ilvl="4" w:tentative="1">
+      <w:start w:val="1"/>
+      <w:numFmt w:val="bullet"/>
+      <w:lvlText w:val=""/>
+      <w:lvlJc w:val="left"/>
+      <w:pPr>
+        <w:tabs>
+          <w:tab w:val="num" w:pos="3600"/>
+        </w:tabs>
+        <w:ind w:left="3600" w:hanging="360"/>
+      </w:pPr>
+      <w:rPr>
+        <w:rFonts w:ascii="Wingdings" w:hAnsi="Wingdings" w:hint="default"/>
+        <w:sz w:val="20"/>
+      </w:rPr>
+    </w:lvl>
+    <w:lvl w:ilvl="5" w:tentative="1">
+      <w:start w:val="1"/>
+      <w:numFmt w:val="bullet"/>
+      <w:lvlText w:val=""/>
+      <w:lvlJc w:val="left"/>
+      <w:pPr>
+        <w:tabs>
+          <w:tab w:val="num" w:pos="4320"/>
+        </w:tabs>
+        <w:ind w:left="4320" w:hanging="360"/>
+      </w:pPr>
+      <w:rPr>
+        <w:rFonts w:ascii="Wingdings" w:hAnsi="Wingdings" w:hint="default"/>
+        <w:sz w:val="20"/>
+      </w:rPr>
+    </w:lvl>
+    <w:lvl w:ilvl="6" w:tentative="1">
+      <w:start w:val="1"/>
+      <w:numFmt w:val="bullet"/>
+      <w:lvlText w:val=""/>
+      <w:lvlJc w:val="left"/>
+      <w:pPr>
+        <w:tabs>
+          <w:tab w:val="num" w:pos="5040"/>
+        </w:tabs>
+        <w:ind w:left="5040" w:hanging="360"/>
+      </w:pPr>
+      <w:rPr>
+        <w:rFonts w:ascii="Wingdings" w:hAnsi="Wingdings" w:hint="default"/>
+        <w:sz w:val="20"/>
+      </w:rPr>
+    </w:lvl>
+    <w:lvl w:ilvl="7" w:tentative="1">
+      <w:start w:val="1"/>
+      <w:numFmt w:val="bullet"/>
+      <w:lvlText w:val=""/>
+      <w:lvlJc w:val="left"/>
+      <w:pPr>
+        <w:tabs>
+          <w:tab w:val="num" w:pos="5760"/>
+        </w:tabs>
+        <w:ind w:left="5760" w:hanging="360"/>
+      </w:pPr>
+      <w:rPr>
+        <w:rFonts w:ascii="Wingdings" w:hAnsi="Wingdings" w:hint="default"/>
+        <w:sz w:val="20"/>
+      </w:rPr>
+    </w:lvl>
+    <w:lvl w:ilvl="8" w:tentative="1">
+      <w:start w:val="1"/>
+      <w:numFmt w:val="bullet"/>
+      <w:lvlText w:val=""/>
+      <w:lvlJc w:val="left"/>
+      <w:pPr>
+        <w:tabs>
+          <w:tab w:val="num" w:pos="6480"/>
+        </w:tabs>
+        <w:ind w:left="6480" w:hanging="360"/>
+      </w:pPr>
+      <w:rPr>
+        <w:rFonts w:ascii="Wingdings" w:hAnsi="Wingdings" w:hint="default"/>
+        <w:sz w:val="20"/>
+      </w:rPr>
+    </w:lvl>
+  </w:abstractNum>
+  <w:abstractNum w:abstractNumId="14" w15:restartNumberingAfterBreak="0">
     <w:nsid w:val="6FBB244C"/>
     <w:multiLevelType w:val="multilevel"/>
     <w:tmpl w:val="7A023C3C"/>
@@ -3556,34 +4921,49 @@
     </w:lvl>
   </w:abstractNum>
   <w:num w:numId="1">
-    <w:abstractNumId w:val="3"/>
+    <w:abstractNumId w:val="6"/>
   </w:num>
   <w:num w:numId="2">
-    <w:abstractNumId w:val="5"/>
+    <w:abstractNumId w:val="8"/>
   </w:num>
   <w:num w:numId="3">
     <w:abstractNumId w:val="0"/>
   </w:num>
   <w:num w:numId="4">
+    <w:abstractNumId w:val="11"/>
+  </w:num>
+  <w:num w:numId="5">
+    <w:abstractNumId w:val="10"/>
+  </w:num>
+  <w:num w:numId="6">
+    <w:abstractNumId w:val="5"/>
+  </w:num>
+  <w:num w:numId="7">
+    <w:abstractNumId w:val="14"/>
+  </w:num>
+  <w:num w:numId="8">
+    <w:abstractNumId w:val="3"/>
+  </w:num>
+  <w:num w:numId="9">
     <w:abstractNumId w:val="7"/>
   </w:num>
-  <w:num w:numId="5">
-    <w:abstractNumId w:val="6"/>
+  <w:num w:numId="10">
+    <w:abstractNumId w:val="12"/>
   </w:num>
-  <w:num w:numId="6">
+  <w:num w:numId="11">
+    <w:abstractNumId w:val="13"/>
+  </w:num>
+  <w:num w:numId="12">
+    <w:abstractNumId w:val="4"/>
+  </w:num>
+  <w:num w:numId="13">
     <w:abstractNumId w:val="2"/>
   </w:num>
-  <w:num w:numId="7">
-    <w:abstractNumId w:val="9"/>
-  </w:num>
-  <w:num w:numId="8">
+  <w:num w:numId="14">
     <w:abstractNumId w:val="1"/>
   </w:num>
-  <w:num w:numId="9">
-    <w:abstractNumId w:val="4"/>
-  </w:num>
-  <w:num w:numId="10">
-    <w:abstractNumId w:val="8"/>
+  <w:num w:numId="15">
+    <w:abstractNumId w:val="9"/>
   </w:num>
 </w:numbering>
 </file>
@@ -4500,6 +5880,202 @@
     <w:basedOn w:val="DefaultParagraphFont"/>
     <w:rsid w:val="00F92EBD"/>
   </w:style>
+  <w:style w:type="character" w:customStyle="1" w:styleId="citation-661">
+    <w:name w:val="citation-661"/>
+    <w:basedOn w:val="DefaultParagraphFont"/>
+    <w:rsid w:val="00CF70C4"/>
+  </w:style>
+  <w:style w:type="character" w:customStyle="1" w:styleId="citation-660">
+    <w:name w:val="citation-660"/>
+    <w:basedOn w:val="DefaultParagraphFont"/>
+    <w:rsid w:val="00CF70C4"/>
+  </w:style>
+  <w:style w:type="character" w:customStyle="1" w:styleId="citation-659">
+    <w:name w:val="citation-659"/>
+    <w:basedOn w:val="DefaultParagraphFont"/>
+    <w:rsid w:val="00CF70C4"/>
+  </w:style>
+  <w:style w:type="character" w:customStyle="1" w:styleId="citation-658">
+    <w:name w:val="citation-658"/>
+    <w:basedOn w:val="DefaultParagraphFont"/>
+    <w:rsid w:val="00CF70C4"/>
+  </w:style>
+  <w:style w:type="character" w:customStyle="1" w:styleId="citation-657">
+    <w:name w:val="citation-657"/>
+    <w:basedOn w:val="DefaultParagraphFont"/>
+    <w:rsid w:val="00CF70C4"/>
+  </w:style>
+  <w:style w:type="character" w:customStyle="1" w:styleId="citation-656">
+    <w:name w:val="citation-656"/>
+    <w:basedOn w:val="DefaultParagraphFont"/>
+    <w:rsid w:val="00CF70C4"/>
+  </w:style>
+  <w:style w:type="character" w:customStyle="1" w:styleId="citation-655">
+    <w:name w:val="citation-655"/>
+    <w:basedOn w:val="DefaultParagraphFont"/>
+    <w:rsid w:val="00CF70C4"/>
+  </w:style>
+  <w:style w:type="character" w:customStyle="1" w:styleId="citation-654">
+    <w:name w:val="citation-654"/>
+    <w:basedOn w:val="DefaultParagraphFont"/>
+    <w:rsid w:val="00CF70C4"/>
+  </w:style>
+  <w:style w:type="character" w:customStyle="1" w:styleId="citation-653">
+    <w:name w:val="citation-653"/>
+    <w:basedOn w:val="DefaultParagraphFont"/>
+    <w:rsid w:val="00CF70C4"/>
+  </w:style>
+  <w:style w:type="character" w:customStyle="1" w:styleId="citation-652">
+    <w:name w:val="citation-652"/>
+    <w:basedOn w:val="DefaultParagraphFont"/>
+    <w:rsid w:val="00CF70C4"/>
+  </w:style>
+  <w:style w:type="character" w:customStyle="1" w:styleId="citation-651">
+    <w:name w:val="citation-651"/>
+    <w:basedOn w:val="DefaultParagraphFont"/>
+    <w:rsid w:val="00CF70C4"/>
+  </w:style>
+  <w:style w:type="character" w:customStyle="1" w:styleId="citation-650">
+    <w:name w:val="citation-650"/>
+    <w:basedOn w:val="DefaultParagraphFont"/>
+    <w:rsid w:val="00CF70C4"/>
+  </w:style>
+  <w:style w:type="character" w:customStyle="1" w:styleId="citation-649">
+    <w:name w:val="citation-649"/>
+    <w:basedOn w:val="DefaultParagraphFont"/>
+    <w:rsid w:val="00CF70C4"/>
+  </w:style>
+  <w:style w:type="character" w:customStyle="1" w:styleId="citation-648">
+    <w:name w:val="citation-648"/>
+    <w:basedOn w:val="DefaultParagraphFont"/>
+    <w:rsid w:val="00CF70C4"/>
+  </w:style>
+  <w:style w:type="character" w:customStyle="1" w:styleId="citation-647">
+    <w:name w:val="citation-647"/>
+    <w:basedOn w:val="DefaultParagraphFont"/>
+    <w:rsid w:val="00CF70C4"/>
+  </w:style>
+  <w:style w:type="character" w:customStyle="1" w:styleId="citation-646">
+    <w:name w:val="citation-646"/>
+    <w:basedOn w:val="DefaultParagraphFont"/>
+    <w:rsid w:val="00CF70C4"/>
+  </w:style>
+  <w:style w:type="character" w:customStyle="1" w:styleId="citation-645">
+    <w:name w:val="citation-645"/>
+    <w:basedOn w:val="DefaultParagraphFont"/>
+    <w:rsid w:val="00CF70C4"/>
+  </w:style>
+  <w:style w:type="character" w:customStyle="1" w:styleId="citation-644">
+    <w:name w:val="citation-644"/>
+    <w:basedOn w:val="DefaultParagraphFont"/>
+    <w:rsid w:val="00CF70C4"/>
+  </w:style>
+  <w:style w:type="character" w:customStyle="1" w:styleId="citation-643">
+    <w:name w:val="citation-643"/>
+    <w:basedOn w:val="DefaultParagraphFont"/>
+    <w:rsid w:val="00CF70C4"/>
+  </w:style>
+  <w:style w:type="character" w:customStyle="1" w:styleId="citation-642">
+    <w:name w:val="citation-642"/>
+    <w:basedOn w:val="DefaultParagraphFont"/>
+    <w:rsid w:val="00CF70C4"/>
+  </w:style>
+  <w:style w:type="character" w:customStyle="1" w:styleId="citation-641">
+    <w:name w:val="citation-641"/>
+    <w:basedOn w:val="DefaultParagraphFont"/>
+    <w:rsid w:val="00CF70C4"/>
+  </w:style>
+  <w:style w:type="character" w:customStyle="1" w:styleId="citation-640">
+    <w:name w:val="citation-640"/>
+    <w:basedOn w:val="DefaultParagraphFont"/>
+    <w:rsid w:val="00CF70C4"/>
+  </w:style>
+  <w:style w:type="character" w:customStyle="1" w:styleId="citation-639">
+    <w:name w:val="citation-639"/>
+    <w:basedOn w:val="DefaultParagraphFont"/>
+    <w:rsid w:val="00CF70C4"/>
+  </w:style>
+  <w:style w:type="character" w:customStyle="1" w:styleId="citation-638">
+    <w:name w:val="citation-638"/>
+    <w:basedOn w:val="DefaultParagraphFont"/>
+    <w:rsid w:val="00CF70C4"/>
+  </w:style>
+  <w:style w:type="character" w:customStyle="1" w:styleId="citation-637">
+    <w:name w:val="citation-637"/>
+    <w:basedOn w:val="DefaultParagraphFont"/>
+    <w:rsid w:val="00CF70C4"/>
+  </w:style>
+  <w:style w:type="character" w:customStyle="1" w:styleId="citation-636">
+    <w:name w:val="citation-636"/>
+    <w:basedOn w:val="DefaultParagraphFont"/>
+    <w:rsid w:val="00CF70C4"/>
+  </w:style>
+  <w:style w:type="character" w:customStyle="1" w:styleId="citation-635">
+    <w:name w:val="citation-635"/>
+    <w:basedOn w:val="DefaultParagraphFont"/>
+    <w:rsid w:val="00CF70C4"/>
+  </w:style>
+  <w:style w:type="character" w:styleId="Strong">
+    <w:name w:val="Strong"/>
+    <w:basedOn w:val="DefaultParagraphFont"/>
+    <w:uiPriority w:val="22"/>
+    <w:qFormat/>
+    <w:rsid w:val="00CF70C4"/>
+    <w:rPr>
+      <w:b/>
+      <w:bCs/>
+    </w:rPr>
+  </w:style>
+  <w:style w:type="character" w:customStyle="1" w:styleId="citation-634">
+    <w:name w:val="citation-634"/>
+    <w:basedOn w:val="DefaultParagraphFont"/>
+    <w:rsid w:val="00CF70C4"/>
+  </w:style>
+  <w:style w:type="character" w:customStyle="1" w:styleId="citation-633">
+    <w:name w:val="citation-633"/>
+    <w:basedOn w:val="DefaultParagraphFont"/>
+    <w:rsid w:val="00CF70C4"/>
+  </w:style>
+  <w:style w:type="character" w:customStyle="1" w:styleId="citation-632">
+    <w:name w:val="citation-632"/>
+    <w:basedOn w:val="DefaultParagraphFont"/>
+    <w:rsid w:val="00CF70C4"/>
+  </w:style>
+  <w:style w:type="character" w:customStyle="1" w:styleId="citation-631">
+    <w:name w:val="citation-631"/>
+    <w:basedOn w:val="DefaultParagraphFont"/>
+    <w:rsid w:val="00CF70C4"/>
+  </w:style>
+  <w:style w:type="character" w:customStyle="1" w:styleId="citation-630">
+    <w:name w:val="citation-630"/>
+    <w:basedOn w:val="DefaultParagraphFont"/>
+    <w:rsid w:val="00CF70C4"/>
+  </w:style>
+  <w:style w:type="character" w:customStyle="1" w:styleId="citation-629">
+    <w:name w:val="citation-629"/>
+    <w:basedOn w:val="DefaultParagraphFont"/>
+    <w:rsid w:val="00CF70C4"/>
+  </w:style>
+  <w:style w:type="character" w:customStyle="1" w:styleId="citation-628">
+    <w:name w:val="citation-628"/>
+    <w:basedOn w:val="DefaultParagraphFont"/>
+    <w:rsid w:val="00CF70C4"/>
+  </w:style>
+  <w:style w:type="character" w:customStyle="1" w:styleId="citation-627">
+    <w:name w:val="citation-627"/>
+    <w:basedOn w:val="DefaultParagraphFont"/>
+    <w:rsid w:val="00CF70C4"/>
+  </w:style>
+  <w:style w:type="character" w:customStyle="1" w:styleId="citation-626">
+    <w:name w:val="citation-626"/>
+    <w:basedOn w:val="DefaultParagraphFont"/>
+    <w:rsid w:val="00CF70C4"/>
+  </w:style>
+  <w:style w:type="character" w:customStyle="1" w:styleId="citation-625">
+    <w:name w:val="citation-625"/>
+    <w:basedOn w:val="DefaultParagraphFont"/>
+    <w:rsid w:val="00CF70C4"/>
+  </w:style>
 </w:styles>
 </file>
 
